--- a/prj3-materials/prj3-document.docx
+++ b/prj3-materials/prj3-document.docx
@@ -258,7 +258,28 @@
           <w:rFonts w:hint="eastAsia"/>
           <w:sz w:val="22"/>
         </w:rPr>
-        <w:t xml:space="preserve"> 홍길동 / 20241234</w:t>
+        <w:t xml:space="preserve"> </w:t>
+      </w:r>
+      <w:r>
+        <w:rPr>
+          <w:rFonts w:hint="eastAsia"/>
+          <w:sz w:val="22"/>
+        </w:rPr>
+        <w:t>한유승</w:t>
+      </w:r>
+      <w:r>
+        <w:rPr>
+          <w:rFonts w:hint="eastAsia"/>
+          <w:sz w:val="22"/>
+        </w:rPr>
+        <w:t xml:space="preserve"> / </w:t>
+      </w:r>
+      <w:r>
+        <w:rPr>
+          <w:rFonts w:hint="eastAsia"/>
+          <w:sz w:val="22"/>
+        </w:rPr>
+        <w:t>20211607</w:t>
       </w:r>
     </w:p>
     <w:p>
@@ -280,7 +301,56 @@
           <w:rFonts w:hint="eastAsia"/>
           <w:sz w:val="22"/>
         </w:rPr>
-        <w:t>25.00.00 ~ 25.00.00</w:t>
+        <w:t>25.0</w:t>
+      </w:r>
+      <w:r>
+        <w:rPr>
+          <w:rFonts w:hint="eastAsia"/>
+          <w:sz w:val="22"/>
+        </w:rPr>
+        <w:t>5</w:t>
+      </w:r>
+      <w:r>
+        <w:rPr>
+          <w:rFonts w:hint="eastAsia"/>
+          <w:sz w:val="22"/>
+        </w:rPr>
+        <w:t>.</w:t>
+      </w:r>
+      <w:r>
+        <w:rPr>
+          <w:rFonts w:hint="eastAsia"/>
+          <w:sz w:val="22"/>
+        </w:rPr>
+        <w:t>28</w:t>
+      </w:r>
+      <w:r>
+        <w:rPr>
+          <w:rFonts w:hint="eastAsia"/>
+          <w:sz w:val="22"/>
+        </w:rPr>
+        <w:t xml:space="preserve"> ~ 25.0</w:t>
+      </w:r>
+      <w:r>
+        <w:rPr>
+          <w:rFonts w:hint="eastAsia"/>
+          <w:sz w:val="22"/>
+        </w:rPr>
+        <w:t>6</w:t>
+      </w:r>
+      <w:r>
+        <w:rPr>
+          <w:rFonts w:hint="eastAsia"/>
+          <w:sz w:val="22"/>
+        </w:rPr>
+        <w:t>.</w:t>
+      </w:r>
+      <w:r>
+        <w:rPr>
+          <w:rFonts w:hint="eastAsia"/>
+          <w:sz w:val="22"/>
+        </w:rPr>
+        <w:t>11</w:t>
       </w:r>
     </w:p>
     <w:p>
@@ -452,6 +522,216 @@
           <w:sz w:val="22"/>
         </w:rPr>
       </w:pPr>
+      <w:r>
+        <w:rPr>
+          <w:rFonts w:hint="eastAsia"/>
+          <w:bCs/>
+          <w:color w:val="000000" w:themeColor="text1"/>
+          <w:sz w:val="22"/>
+        </w:rPr>
+        <w:t xml:space="preserve">기존 Cosmos + OpenSSD GreedyFTL펌웨어의 NVMe I/O는 Logical Block (혹은 slice)기반 I/O 인터페이스만을 제공하고, Key </w:t>
+      </w:r>
+      <w:r>
+        <w:rPr>
+          <w:bCs/>
+          <w:color w:val="000000" w:themeColor="text1"/>
+          <w:sz w:val="22"/>
+        </w:rPr>
+        <w:t>–</w:t>
+      </w:r>
+      <w:r>
+        <w:rPr>
+          <w:rFonts w:hint="eastAsia"/>
+          <w:bCs/>
+          <w:color w:val="000000" w:themeColor="text1"/>
+          <w:sz w:val="22"/>
+        </w:rPr>
+        <w:t xml:space="preserve"> Value SSD 인터페이스를 제공하지 않는다.</w:t>
+      </w:r>
+    </w:p>
+    <w:p>
+      <w:pPr>
+        <w:ind w:left="400"/>
+        <w:rPr>
+          <w:bCs/>
+          <w:color w:val="000000" w:themeColor="text1"/>
+          <w:sz w:val="22"/>
+        </w:rPr>
+      </w:pPr>
+      <w:r>
+        <w:rPr>
+          <w:rFonts w:hint="eastAsia"/>
+          <w:bCs/>
+          <w:color w:val="000000" w:themeColor="text1"/>
+          <w:sz w:val="22"/>
+        </w:rPr>
+        <w:t>본 프로젝트에서는 host가 직접 정의한 key를 기준으로 value를 저장하고 검색하는 KV-SSD를 구현한다. 이를 위한 기능적 목표는 다음과 같다.</w:t>
+      </w:r>
+    </w:p>
+    <w:p>
+      <w:pPr>
+        <w:pStyle w:val="a3"/>
+        <w:numPr>
+          <w:ilvl w:val="0"/>
+          <w:numId w:val="3"/>
+        </w:numPr>
+        <w:ind w:leftChars="0"/>
+        <w:rPr>
+          <w:bCs/>
+          <w:color w:val="000000" w:themeColor="text1"/>
+          <w:sz w:val="22"/>
+        </w:rPr>
+      </w:pPr>
+      <w:r>
+        <w:rPr>
+          <w:rFonts w:hint="eastAsia"/>
+          <w:bCs/>
+          <w:color w:val="000000" w:themeColor="text1"/>
+          <w:sz w:val="22"/>
+        </w:rPr>
+        <w:t>KV-PUT command를 해석하여 value를 SSD 내부 logical address space에 저장한다.</w:t>
+      </w:r>
+    </w:p>
+    <w:p>
+      <w:pPr>
+        <w:pStyle w:val="a3"/>
+        <w:numPr>
+          <w:ilvl w:val="0"/>
+          <w:numId w:val="3"/>
+        </w:numPr>
+        <w:ind w:leftChars="0"/>
+        <w:rPr>
+          <w:bCs/>
+          <w:color w:val="000000" w:themeColor="text1"/>
+          <w:sz w:val="22"/>
+        </w:rPr>
+      </w:pPr>
+      <w:r>
+        <w:rPr>
+          <w:rFonts w:hint="eastAsia"/>
+          <w:bCs/>
+          <w:color w:val="000000" w:themeColor="text1"/>
+          <w:sz w:val="22"/>
+        </w:rPr>
+        <w:t>KV-GET command를 해석하여 해당 key의 최신 value를 반환한다.</w:t>
+      </w:r>
+    </w:p>
+    <w:p>
+      <w:pPr>
+        <w:pStyle w:val="a3"/>
+        <w:numPr>
+          <w:ilvl w:val="0"/>
+          <w:numId w:val="3"/>
+        </w:numPr>
+        <w:ind w:leftChars="0"/>
+        <w:rPr>
+          <w:bCs/>
+          <w:color w:val="000000" w:themeColor="text1"/>
+          <w:sz w:val="22"/>
+        </w:rPr>
+      </w:pPr>
+      <w:r>
+        <w:rPr>
+          <w:rFonts w:hint="eastAsia"/>
+          <w:bCs/>
+          <w:color w:val="000000" w:themeColor="text1"/>
+          <w:sz w:val="22"/>
+        </w:rPr>
+        <w:t>동일 key에 여러 번 PUT이 발생하면 가장 최신의 write를 반영한다.</w:t>
+      </w:r>
+    </w:p>
+    <w:p>
+      <w:pPr>
+        <w:pStyle w:val="a3"/>
+        <w:numPr>
+          <w:ilvl w:val="0"/>
+          <w:numId w:val="3"/>
+        </w:numPr>
+        <w:ind w:leftChars="0"/>
+        <w:rPr>
+          <w:bCs/>
+          <w:color w:val="000000" w:themeColor="text1"/>
+          <w:sz w:val="22"/>
+        </w:rPr>
+      </w:pPr>
+      <w:r>
+        <w:rPr>
+          <w:rFonts w:hint="eastAsia"/>
+          <w:bCs/>
+          <w:color w:val="000000" w:themeColor="text1"/>
+          <w:sz w:val="22"/>
+        </w:rPr>
+        <w:t>존재하지 않는 key에 대한 GET은 host가 인식 가능한 No such key 상태로 완료한다.</w:t>
+      </w:r>
+    </w:p>
+    <w:p>
+      <w:pPr>
+        <w:pStyle w:val="a3"/>
+        <w:numPr>
+          <w:ilvl w:val="0"/>
+          <w:numId w:val="3"/>
+        </w:numPr>
+        <w:ind w:leftChars="0"/>
+        <w:rPr>
+          <w:bCs/>
+          <w:color w:val="000000" w:themeColor="text1"/>
+          <w:sz w:val="22"/>
+        </w:rPr>
+      </w:pPr>
+      <w:r>
+        <w:rPr>
+          <w:rFonts w:hint="eastAsia"/>
+          <w:bCs/>
+          <w:color w:val="000000" w:themeColor="text1"/>
+          <w:sz w:val="22"/>
+        </w:rPr>
+        <w:t>기존 GreedyFTL의 LSA-VSA변환, DMA request pipeline 등을 모두 지원</w:t>
+      </w:r>
+      <w:r>
+        <w:rPr>
+          <w:rFonts w:hint="eastAsia"/>
+          <w:bCs/>
+          <w:color w:val="000000" w:themeColor="text1"/>
+          <w:sz w:val="22"/>
+        </w:rPr>
+        <w:t xml:space="preserve">할 수 있게 </w:t>
+      </w:r>
+      <w:r>
+        <w:rPr>
+          <w:rFonts w:hint="eastAsia"/>
+          <w:bCs/>
+          <w:color w:val="000000" w:themeColor="text1"/>
+          <w:sz w:val="22"/>
+        </w:rPr>
+        <w:t xml:space="preserve">기존 구조와 </w:t>
+      </w:r>
+      <w:r>
+        <w:rPr>
+          <w:rFonts w:hint="eastAsia"/>
+          <w:bCs/>
+          <w:color w:val="000000" w:themeColor="text1"/>
+          <w:sz w:val="22"/>
+        </w:rPr>
+        <w:t xml:space="preserve">유사한 </w:t>
+      </w:r>
+      <w:r>
+        <w:rPr>
+          <w:rFonts w:hint="eastAsia"/>
+          <w:bCs/>
+          <w:color w:val="000000" w:themeColor="text1"/>
+          <w:sz w:val="22"/>
+        </w:rPr>
+        <w:t>흐름으</w:t>
+      </w:r>
+      <w:r>
+        <w:rPr>
+          <w:rFonts w:hint="eastAsia"/>
+          <w:bCs/>
+          <w:color w:val="000000" w:themeColor="text1"/>
+          <w:sz w:val="22"/>
+        </w:rPr>
+        <w:t>로 작성한다.</w:t>
+      </w:r>
     </w:p>
     <w:p>
       <w:pPr>
@@ -769,14 +1049,1072 @@
     </w:p>
     <w:p>
       <w:pPr>
+        <w:ind w:left="1200"/>
+        <w:rPr>
+          <w:bCs/>
+          <w:sz w:val="22"/>
+          <w:szCs w:val="24"/>
+        </w:rPr>
+      </w:pPr>
+      <w:r>
+        <w:rPr>
+          <w:rFonts w:hint="eastAsia"/>
+          <w:bCs/>
+          <w:sz w:val="22"/>
+          <w:szCs w:val="24"/>
+        </w:rPr>
+        <w:t>전체적으로는 Key value FTL과 Block(object) FTL 다음과 같은 차이가 있다.</w:t>
+      </w:r>
+    </w:p>
+    <w:p>
+      <w:pPr>
+        <w:rPr>
+          <w:rFonts w:hint="eastAsia"/>
+          <w:bCs/>
+          <w:sz w:val="22"/>
+          <w:szCs w:val="24"/>
+        </w:rPr>
+      </w:pPr>
+      <w:r>
+        <w:rPr>
+          <w:noProof/>
+        </w:rPr>
+        <w:drawing>
+          <wp:inline distT="0" distB="0" distL="0" distR="0" wp14:anchorId="3B5BA850" wp14:editId="6871856F">
+            <wp:extent cx="5731510" cy="2044065"/>
+            <wp:effectExtent l="0" t="0" r="2540" b="0"/>
+            <wp:docPr id="1736285710" name="그림 1"/>
+            <wp:cNvGraphicFramePr>
+              <a:graphicFrameLocks xmlns:a="http://schemas.openxmlformats.org/drawingml/2006/main" noChangeAspect="1"/>
+            </wp:cNvGraphicFramePr>
+            <a:graphic xmlns:a="http://schemas.openxmlformats.org/drawingml/2006/main">
+              <a:graphicData uri="http://schemas.openxmlformats.org/drawingml/2006/picture">
+                <pic:pic xmlns:pic="http://schemas.openxmlformats.org/drawingml/2006/picture">
+                  <pic:nvPicPr>
+                    <pic:cNvPr id="1736285710" name=""/>
+                    <pic:cNvPicPr/>
+                  </pic:nvPicPr>
+                  <pic:blipFill>
+                    <a:blip r:embed="rId7"/>
+                    <a:stretch>
+                      <a:fillRect/>
+                    </a:stretch>
+                  </pic:blipFill>
+                  <pic:spPr>
+                    <a:xfrm>
+                      <a:off x="0" y="0"/>
+                      <a:ext cx="5731510" cy="2044065"/>
+                    </a:xfrm>
+                    <a:prstGeom prst="rect">
+                      <a:avLst/>
+                    </a:prstGeom>
+                  </pic:spPr>
+                </pic:pic>
+              </a:graphicData>
+            </a:graphic>
+          </wp:inline>
+        </w:drawing>
+      </w:r>
+    </w:p>
+    <w:p>
+      <w:pPr>
+        <w:rPr>
+          <w:bCs/>
+          <w:sz w:val="22"/>
+          <w:szCs w:val="24"/>
+        </w:rPr>
+      </w:pPr>
+      <w:r>
+        <w:rPr>
+          <w:bCs/>
+          <w:sz w:val="22"/>
+          <w:szCs w:val="24"/>
+        </w:rPr>
+        <w:lastRenderedPageBreak/>
+        <w:tab/>
+      </w:r>
+      <w:r>
+        <w:rPr>
+          <w:rFonts w:hint="eastAsia"/>
+          <w:bCs/>
+          <w:sz w:val="22"/>
+          <w:szCs w:val="24"/>
+        </w:rPr>
+        <w:t>기존 block I/O command는 host가 데이터의 위치(LSA, LBA)를 직접 지정하는 반면, KV I/O command는 위치 대신 key를 전달하며, 데이터가 저장되는 위치의 결정은 전부 SSD 펌웨어 내부에서 결정된다. 두 커맨드의 SQ Entry 필드를 비교하면 다음과 같다.</w:t>
+      </w:r>
+    </w:p>
+    <w:tbl>
+      <w:tblPr>
+        <w:tblStyle w:val="a6"/>
+        <w:tblW w:w="0" w:type="auto"/>
+        <w:tblLook w:val="04A0" w:firstRow="1" w:lastRow="0" w:firstColumn="1" w:lastColumn="0" w:noHBand="0" w:noVBand="1"/>
+      </w:tblPr>
+      <w:tblGrid>
+        <w:gridCol w:w="2405"/>
+        <w:gridCol w:w="3402"/>
+        <w:gridCol w:w="3209"/>
+      </w:tblGrid>
+      <w:tr>
+        <w:tc>
+          <w:tcPr>
+            <w:tcW w:w="2405" w:type="dxa"/>
+          </w:tcPr>
+          <w:p>
+            <w:pPr>
+              <w:rPr>
+                <w:rFonts w:hint="eastAsia"/>
+                <w:bCs/>
+                <w:sz w:val="22"/>
+                <w:szCs w:val="24"/>
+              </w:rPr>
+            </w:pPr>
+            <w:r>
+              <w:rPr>
+                <w:rFonts w:hint="eastAsia"/>
+                <w:bCs/>
+                <w:sz w:val="22"/>
+                <w:szCs w:val="24"/>
+              </w:rPr>
+              <w:t>구조체 필드</w:t>
+            </w:r>
+          </w:p>
+        </w:tc>
+        <w:tc>
+          <w:tcPr>
+            <w:tcW w:w="3402" w:type="dxa"/>
+          </w:tcPr>
+          <w:p>
+            <w:pPr>
+              <w:rPr>
+                <w:rFonts w:hint="eastAsia"/>
+                <w:bCs/>
+                <w:sz w:val="22"/>
+                <w:szCs w:val="24"/>
+              </w:rPr>
+            </w:pPr>
+            <w:r>
+              <w:rPr>
+                <w:rFonts w:hint="eastAsia"/>
+                <w:bCs/>
+                <w:sz w:val="22"/>
+                <w:szCs w:val="24"/>
+              </w:rPr>
+              <w:t>Block Write/Read(0x01/0x02)</w:t>
+            </w:r>
+          </w:p>
+        </w:tc>
+        <w:tc>
+          <w:tcPr>
+            <w:tcW w:w="3209" w:type="dxa"/>
+          </w:tcPr>
+          <w:p>
+            <w:pPr>
+              <w:rPr>
+                <w:rFonts w:hint="eastAsia"/>
+                <w:bCs/>
+                <w:sz w:val="22"/>
+                <w:szCs w:val="24"/>
+              </w:rPr>
+            </w:pPr>
+            <w:r>
+              <w:rPr>
+                <w:rFonts w:hint="eastAsia"/>
+                <w:bCs/>
+                <w:sz w:val="22"/>
+                <w:szCs w:val="24"/>
+              </w:rPr>
+              <w:t>KV PUT/KV GET(0xA0/0xA1)</w:t>
+            </w:r>
+          </w:p>
+        </w:tc>
+      </w:tr>
+      <w:tr>
+        <w:tc>
+          <w:tcPr>
+            <w:tcW w:w="2405" w:type="dxa"/>
+          </w:tcPr>
+          <w:p>
+            <w:pPr>
+              <w:rPr>
+                <w:rFonts w:hint="eastAsia"/>
+                <w:bCs/>
+                <w:sz w:val="22"/>
+                <w:szCs w:val="24"/>
+              </w:rPr>
+            </w:pPr>
+            <w:r>
+              <w:rPr>
+                <w:rFonts w:hint="eastAsia"/>
+                <w:bCs/>
+                <w:sz w:val="22"/>
+                <w:szCs w:val="24"/>
+              </w:rPr>
+              <w:t>OPC</w:t>
+            </w:r>
+          </w:p>
+        </w:tc>
+        <w:tc>
+          <w:tcPr>
+            <w:tcW w:w="3402" w:type="dxa"/>
+          </w:tcPr>
+          <w:p>
+            <w:pPr>
+              <w:rPr>
+                <w:rFonts w:hint="eastAsia"/>
+                <w:bCs/>
+                <w:sz w:val="22"/>
+                <w:szCs w:val="24"/>
+              </w:rPr>
+            </w:pPr>
+            <w:r>
+              <w:rPr>
+                <w:rFonts w:hint="eastAsia"/>
+                <w:bCs/>
+                <w:sz w:val="22"/>
+                <w:szCs w:val="24"/>
+              </w:rPr>
+              <w:t>0x01, 0x02</w:t>
+            </w:r>
+          </w:p>
+        </w:tc>
+        <w:tc>
+          <w:tcPr>
+            <w:tcW w:w="3209" w:type="dxa"/>
+          </w:tcPr>
+          <w:p>
+            <w:pPr>
+              <w:rPr>
+                <w:rFonts w:hint="eastAsia"/>
+                <w:bCs/>
+                <w:sz w:val="22"/>
+                <w:szCs w:val="24"/>
+              </w:rPr>
+            </w:pPr>
+            <w:r>
+              <w:rPr>
+                <w:rFonts w:hint="eastAsia"/>
+                <w:bCs/>
+                <w:sz w:val="22"/>
+                <w:szCs w:val="24"/>
+              </w:rPr>
+              <w:t>0xA0, 0xA1</w:t>
+            </w:r>
+          </w:p>
+        </w:tc>
+      </w:tr>
+      <w:tr>
+        <w:tc>
+          <w:tcPr>
+            <w:tcW w:w="2405" w:type="dxa"/>
+          </w:tcPr>
+          <w:p>
+            <w:pPr>
+              <w:rPr>
+                <w:rFonts w:hint="eastAsia"/>
+                <w:bCs/>
+                <w:sz w:val="22"/>
+                <w:szCs w:val="24"/>
+              </w:rPr>
+            </w:pPr>
+            <w:r>
+              <w:rPr>
+                <w:rFonts w:hint="eastAsia"/>
+                <w:bCs/>
+                <w:sz w:val="22"/>
+                <w:szCs w:val="24"/>
+              </w:rPr>
+              <w:t>CDW10-11</w:t>
+            </w:r>
+          </w:p>
+        </w:tc>
+        <w:tc>
+          <w:tcPr>
+            <w:tcW w:w="3402" w:type="dxa"/>
+          </w:tcPr>
+          <w:p>
+            <w:pPr>
+              <w:rPr>
+                <w:rFonts w:hint="eastAsia"/>
+                <w:bCs/>
+                <w:sz w:val="22"/>
+                <w:szCs w:val="24"/>
+              </w:rPr>
+            </w:pPr>
+            <w:r>
+              <w:rPr>
+                <w:rFonts w:hint="eastAsia"/>
+                <w:bCs/>
+                <w:sz w:val="22"/>
+                <w:szCs w:val="24"/>
+              </w:rPr>
+              <w:t>starting L</w:t>
+            </w:r>
+            <w:r>
+              <w:rPr>
+                <w:rFonts w:hint="eastAsia"/>
+                <w:bCs/>
+                <w:sz w:val="22"/>
+                <w:szCs w:val="24"/>
+              </w:rPr>
+              <w:t>BA</w:t>
+            </w:r>
+            <w:r>
+              <w:rPr>
+                <w:rFonts w:hint="eastAsia"/>
+                <w:bCs/>
+                <w:sz w:val="22"/>
+                <w:szCs w:val="24"/>
+              </w:rPr>
+              <w:t xml:space="preserve"> (32 + 32 bit)</w:t>
+            </w:r>
+          </w:p>
+        </w:tc>
+        <w:tc>
+          <w:tcPr>
+            <w:tcW w:w="3209" w:type="dxa"/>
+          </w:tcPr>
+          <w:p>
+            <w:pPr>
+              <w:rPr>
+                <w:rFonts w:hint="eastAsia"/>
+                <w:bCs/>
+                <w:sz w:val="22"/>
+                <w:szCs w:val="24"/>
+              </w:rPr>
+            </w:pPr>
+            <w:r>
+              <w:rPr>
+                <w:rFonts w:hint="eastAsia"/>
+                <w:bCs/>
+                <w:color w:val="EE0000"/>
+                <w:sz w:val="22"/>
+                <w:szCs w:val="24"/>
+              </w:rPr>
+              <w:t>4byte Key</w:t>
+            </w:r>
+          </w:p>
+        </w:tc>
+      </w:tr>
+      <w:tr>
+        <w:tc>
+          <w:tcPr>
+            <w:tcW w:w="2405" w:type="dxa"/>
+          </w:tcPr>
+          <w:p>
+            <w:pPr>
+              <w:rPr>
+                <w:rFonts w:hint="eastAsia"/>
+                <w:bCs/>
+                <w:sz w:val="22"/>
+                <w:szCs w:val="24"/>
+              </w:rPr>
+            </w:pPr>
+            <w:r>
+              <w:rPr>
+                <w:rFonts w:hint="eastAsia"/>
+                <w:bCs/>
+                <w:sz w:val="22"/>
+                <w:szCs w:val="24"/>
+              </w:rPr>
+              <w:t>CDW12</w:t>
+            </w:r>
+          </w:p>
+        </w:tc>
+        <w:tc>
+          <w:tcPr>
+            <w:tcW w:w="3402" w:type="dxa"/>
+          </w:tcPr>
+          <w:p>
+            <w:pPr>
+              <w:rPr>
+                <w:rFonts w:hint="eastAsia"/>
+                <w:bCs/>
+                <w:sz w:val="22"/>
+                <w:szCs w:val="24"/>
+              </w:rPr>
+            </w:pPr>
+            <w:r>
+              <w:rPr>
+                <w:rFonts w:hint="eastAsia"/>
+                <w:bCs/>
+                <w:sz w:val="22"/>
+                <w:szCs w:val="24"/>
+              </w:rPr>
+              <w:t>NLB</w:t>
+            </w:r>
+          </w:p>
+        </w:tc>
+        <w:tc>
+          <w:tcPr>
+            <w:tcW w:w="3209" w:type="dxa"/>
+          </w:tcPr>
+          <w:p>
+            <w:pPr>
+              <w:rPr>
+                <w:rFonts w:hint="eastAsia"/>
+                <w:bCs/>
+                <w:sz w:val="22"/>
+                <w:szCs w:val="24"/>
+              </w:rPr>
+            </w:pPr>
+            <w:r>
+              <w:rPr>
+                <w:rFonts w:hint="eastAsia"/>
+                <w:bCs/>
+                <w:sz w:val="22"/>
+                <w:szCs w:val="24"/>
+              </w:rPr>
+              <w:t>NLB</w:t>
+            </w:r>
+          </w:p>
+        </w:tc>
+      </w:tr>
+      <w:tr>
+        <w:tc>
+          <w:tcPr>
+            <w:tcW w:w="2405" w:type="dxa"/>
+          </w:tcPr>
+          <w:p>
+            <w:pPr>
+              <w:rPr>
+                <w:rFonts w:hint="eastAsia"/>
+                <w:bCs/>
+                <w:sz w:val="22"/>
+                <w:szCs w:val="24"/>
+              </w:rPr>
+            </w:pPr>
+            <w:r>
+              <w:rPr>
+                <w:rFonts w:hint="eastAsia"/>
+                <w:bCs/>
+                <w:sz w:val="22"/>
+                <w:szCs w:val="24"/>
+              </w:rPr>
+              <w:t>CDW13</w:t>
+            </w:r>
+          </w:p>
+        </w:tc>
+        <w:tc>
+          <w:tcPr>
+            <w:tcW w:w="3402" w:type="dxa"/>
+          </w:tcPr>
+          <w:p>
+            <w:pPr>
+              <w:rPr>
+                <w:rFonts w:hint="eastAsia"/>
+                <w:bCs/>
+                <w:sz w:val="22"/>
+                <w:szCs w:val="24"/>
+              </w:rPr>
+            </w:pPr>
+          </w:p>
+        </w:tc>
+        <w:tc>
+          <w:tcPr>
+            <w:tcW w:w="3209" w:type="dxa"/>
+          </w:tcPr>
+          <w:p>
+            <w:pPr>
+              <w:rPr>
+                <w:rFonts w:hint="eastAsia"/>
+                <w:bCs/>
+                <w:sz w:val="22"/>
+                <w:szCs w:val="24"/>
+              </w:rPr>
+            </w:pPr>
+            <w:r>
+              <w:rPr>
+                <w:rFonts w:hint="eastAsia"/>
+                <w:bCs/>
+                <w:sz w:val="22"/>
+                <w:szCs w:val="24"/>
+              </w:rPr>
+              <w:t>value length (bytes단위)</w:t>
+            </w:r>
+          </w:p>
+        </w:tc>
+      </w:tr>
+      <w:tr>
+        <w:tc>
+          <w:tcPr>
+            <w:tcW w:w="2405" w:type="dxa"/>
+          </w:tcPr>
+          <w:p>
+            <w:pPr>
+              <w:rPr>
+                <w:rFonts w:hint="eastAsia"/>
+                <w:bCs/>
+                <w:sz w:val="22"/>
+                <w:szCs w:val="24"/>
+              </w:rPr>
+            </w:pPr>
+            <w:r>
+              <w:rPr>
+                <w:rFonts w:hint="eastAsia"/>
+                <w:bCs/>
+                <w:sz w:val="22"/>
+                <w:szCs w:val="24"/>
+              </w:rPr>
+              <w:t>PRP</w:t>
+            </w:r>
+          </w:p>
+        </w:tc>
+        <w:tc>
+          <w:tcPr>
+            <w:tcW w:w="3402" w:type="dxa"/>
+          </w:tcPr>
+          <w:p>
+            <w:pPr>
+              <w:rPr>
+                <w:rFonts w:hint="eastAsia"/>
+                <w:bCs/>
+                <w:sz w:val="22"/>
+                <w:szCs w:val="24"/>
+              </w:rPr>
+            </w:pPr>
+            <w:r>
+              <w:rPr>
+                <w:rFonts w:hint="eastAsia"/>
+                <w:bCs/>
+                <w:sz w:val="22"/>
+                <w:szCs w:val="24"/>
+              </w:rPr>
+              <w:t>data buffer</w:t>
+            </w:r>
+          </w:p>
+        </w:tc>
+        <w:tc>
+          <w:tcPr>
+            <w:tcW w:w="3209" w:type="dxa"/>
+          </w:tcPr>
+          <w:p>
+            <w:pPr>
+              <w:rPr>
+                <w:rFonts w:hint="eastAsia"/>
+                <w:bCs/>
+                <w:sz w:val="22"/>
+                <w:szCs w:val="24"/>
+              </w:rPr>
+            </w:pPr>
+            <w:r>
+              <w:rPr>
+                <w:rFonts w:hint="eastAsia"/>
+                <w:bCs/>
+                <w:sz w:val="22"/>
+                <w:szCs w:val="24"/>
+              </w:rPr>
+              <w:t>PUT value, GET 결과 buffer</w:t>
+            </w:r>
+          </w:p>
+        </w:tc>
+      </w:tr>
+      <w:tr>
+        <w:tc>
+          <w:tcPr>
+            <w:tcW w:w="2405" w:type="dxa"/>
+          </w:tcPr>
+          <w:p>
+            <w:pPr>
+              <w:rPr>
+                <w:rFonts w:hint="eastAsia"/>
+                <w:bCs/>
+                <w:sz w:val="22"/>
+                <w:szCs w:val="24"/>
+              </w:rPr>
+            </w:pPr>
+            <w:r>
+              <w:rPr>
+                <w:rFonts w:hint="eastAsia"/>
+                <w:bCs/>
+                <w:sz w:val="22"/>
+                <w:szCs w:val="24"/>
+              </w:rPr>
+              <w:t>DW0</w:t>
+            </w:r>
+            <w:r>
+              <w:rPr>
+                <w:rFonts w:hint="eastAsia"/>
+                <w:bCs/>
+                <w:sz w:val="22"/>
+                <w:szCs w:val="24"/>
+              </w:rPr>
+              <w:t>(specific, completion)</w:t>
+            </w:r>
+          </w:p>
+        </w:tc>
+        <w:tc>
+          <w:tcPr>
+            <w:tcW w:w="3402" w:type="dxa"/>
+          </w:tcPr>
+          <w:p>
+            <w:pPr>
+              <w:rPr>
+                <w:rFonts w:hint="eastAsia"/>
+                <w:bCs/>
+                <w:sz w:val="22"/>
+                <w:szCs w:val="24"/>
+              </w:rPr>
+            </w:pPr>
+            <w:r>
+              <w:rPr>
+                <w:rFonts w:hint="eastAsia"/>
+                <w:bCs/>
+                <w:sz w:val="22"/>
+                <w:szCs w:val="24"/>
+              </w:rPr>
+              <w:t>X</w:t>
+            </w:r>
+          </w:p>
+        </w:tc>
+        <w:tc>
+          <w:tcPr>
+            <w:tcW w:w="3209" w:type="dxa"/>
+          </w:tcPr>
+          <w:p>
+            <w:pPr>
+              <w:rPr>
+                <w:rFonts w:hint="eastAsia"/>
+                <w:b/>
+                <w:sz w:val="22"/>
+                <w:szCs w:val="24"/>
+              </w:rPr>
+            </w:pPr>
+            <w:r>
+              <w:rPr>
+                <w:rFonts w:hint="eastAsia"/>
+                <w:b/>
+                <w:color w:val="EE0000"/>
+                <w:sz w:val="22"/>
+                <w:szCs w:val="24"/>
+              </w:rPr>
+              <w:t>GET시 실제 value length를 반환!</w:t>
+            </w:r>
+          </w:p>
+        </w:tc>
+      </w:tr>
+    </w:tbl>
+    <w:p>
+      <w:pPr>
+        <w:ind w:firstLine="400"/>
+        <w:rPr>
+          <w:bCs/>
+          <w:sz w:val="22"/>
+          <w:szCs w:val="24"/>
+        </w:rPr>
+      </w:pPr>
+      <w:r>
+        <w:rPr>
+          <w:rFonts w:hint="eastAsia"/>
+          <w:bCs/>
+          <w:sz w:val="22"/>
+          <w:szCs w:val="24"/>
+        </w:rPr>
+        <w:t>빨간색으로 표시한 필드가 주요 변경점이다.</w:t>
+      </w:r>
+    </w:p>
+    <w:p>
+      <w:pPr>
         <w:pStyle w:val="a3"/>
-        <w:ind w:leftChars="0" w:left="1640"/>
-        <w:rPr>
-          <w:bCs/>
-          <w:sz w:val="22"/>
-          <w:szCs w:val="24"/>
-        </w:rPr>
-      </w:pPr>
+        <w:numPr>
+          <w:ilvl w:val="0"/>
+          <w:numId w:val="3"/>
+        </w:numPr>
+        <w:ind w:leftChars="0"/>
+        <w:rPr>
+          <w:bCs/>
+          <w:sz w:val="22"/>
+          <w:szCs w:val="24"/>
+        </w:rPr>
+      </w:pPr>
+      <w:r>
+        <w:rPr>
+          <w:rFonts w:hint="eastAsia"/>
+          <w:bCs/>
+          <w:sz w:val="22"/>
+          <w:szCs w:val="24"/>
+        </w:rPr>
+        <w:t>기존에는 LBA의 시작 위치가 적혀있었는데, 이제 address대신 KEY가 들어간다. 따라서 host는 name -&gt; location translation이 불가능해진다.</w:t>
+      </w:r>
+    </w:p>
+    <w:p>
+      <w:pPr>
+        <w:pStyle w:val="a3"/>
+        <w:numPr>
+          <w:ilvl w:val="0"/>
+          <w:numId w:val="3"/>
+        </w:numPr>
+        <w:ind w:leftChars="0"/>
+        <w:rPr>
+          <w:bCs/>
+          <w:sz w:val="22"/>
+          <w:szCs w:val="24"/>
+        </w:rPr>
+      </w:pPr>
+      <w:r>
+        <w:rPr>
+          <w:rFonts w:hint="eastAsia"/>
+          <w:bCs/>
+          <w:sz w:val="22"/>
+          <w:szCs w:val="24"/>
+        </w:rPr>
+        <w:t xml:space="preserve">Completion (DW0)의 변화: Block read는 host가 요청한 길이를 그대로 돌려받으므로 value length를 확인할 필요가 없다. 하지만 KV -GET은 host가 value의 실제 길이를 모르는 상태로 요청하므로, device가 completion DW0(specific필드)에 value 길이를 실어 반환해야 한다. </w:t>
+      </w:r>
+      <w:r>
+        <w:rPr>
+          <w:bCs/>
+          <w:sz w:val="22"/>
+          <w:szCs w:val="24"/>
+        </w:rPr>
+        <w:br/>
+      </w:r>
+      <w:r>
+        <w:rPr>
+          <w:rFonts w:hint="eastAsia"/>
+          <w:bCs/>
+          <w:sz w:val="22"/>
+          <w:szCs w:val="24"/>
+        </w:rPr>
+        <w:t>또한 존재하지 않는 key에 대해서는</w:t>
+      </w:r>
+      <w:r>
+        <w:rPr>
+          <w:rFonts w:hint="eastAsia"/>
+          <w:bCs/>
+          <w:sz w:val="22"/>
+          <w:szCs w:val="24"/>
+        </w:rPr>
+        <w:t xml:space="preserve"> CQ entry에 SCT= 0x7, SC=0xC1을 넣어서 ioctl 반환 status 0x7C1이 되어 kvbench에서 no such key로 처리된다.</w:t>
+      </w:r>
+    </w:p>
+    <w:p>
+      <w:pPr>
+        <w:ind w:left="400"/>
+        <w:rPr>
+          <w:bCs/>
+          <w:sz w:val="22"/>
+          <w:szCs w:val="24"/>
+        </w:rPr>
+      </w:pPr>
+      <w:r>
+        <w:rPr>
+          <w:rFonts w:hint="eastAsia"/>
+          <w:bCs/>
+          <w:sz w:val="22"/>
+          <w:szCs w:val="24"/>
+        </w:rPr>
+        <w:t>주소 변환 Flow는 다음과 같이 변화한다.</w:t>
+      </w:r>
+    </w:p>
+    <w:p>
+      <w:pPr>
+        <w:ind w:left="400"/>
+        <w:rPr>
+          <w:bCs/>
+          <w:sz w:val="22"/>
+          <w:szCs w:val="24"/>
+        </w:rPr>
+      </w:pPr>
+      <w:r>
+        <w:rPr>
+          <w:noProof/>
+        </w:rPr>
+        <w:drawing>
+          <wp:inline distT="0" distB="0" distL="0" distR="0" wp14:anchorId="32F48C44" wp14:editId="693E9EA9">
+            <wp:extent cx="4960620" cy="2791379"/>
+            <wp:effectExtent l="0" t="0" r="0" b="9525"/>
+            <wp:docPr id="598831818" name="그림 2"/>
+            <wp:cNvGraphicFramePr>
+              <a:graphicFrameLocks xmlns:a="http://schemas.openxmlformats.org/drawingml/2006/main" noChangeAspect="1"/>
+            </wp:cNvGraphicFramePr>
+            <a:graphic xmlns:a="http://schemas.openxmlformats.org/drawingml/2006/main">
+              <a:graphicData uri="http://schemas.openxmlformats.org/drawingml/2006/picture">
+                <pic:pic xmlns:pic="http://schemas.openxmlformats.org/drawingml/2006/picture">
+                  <pic:nvPicPr>
+                    <pic:cNvPr id="0" name="Picture 2"/>
+                    <pic:cNvPicPr>
+                      <a:picLocks noChangeAspect="1" noChangeArrowheads="1"/>
+                    </pic:cNvPicPr>
+                  </pic:nvPicPr>
+                  <pic:blipFill>
+                    <a:blip r:embed="rId8" cstate="print">
+                      <a:extLst>
+                        <a:ext uri="{28A0092B-C50C-407E-A947-70E740481C1C}">
+                          <a14:useLocalDpi xmlns:a14="http://schemas.microsoft.com/office/drawing/2010/main" val="0"/>
+                        </a:ext>
+                      </a:extLst>
+                    </a:blip>
+                    <a:srcRect/>
+                    <a:stretch>
+                      <a:fillRect/>
+                    </a:stretch>
+                  </pic:blipFill>
+                  <pic:spPr bwMode="auto">
+                    <a:xfrm>
+                      <a:off x="0" y="0"/>
+                      <a:ext cx="4964571" cy="2793602"/>
+                    </a:xfrm>
+                    <a:prstGeom prst="rect">
+                      <a:avLst/>
+                    </a:prstGeom>
+                    <a:noFill/>
+                    <a:ln>
+                      <a:noFill/>
+                    </a:ln>
+                  </pic:spPr>
+                </pic:pic>
+              </a:graphicData>
+            </a:graphic>
+          </wp:inline>
+        </w:drawing>
+      </w:r>
+    </w:p>
+    <w:p>
+      <w:pPr>
+        <w:ind w:left="400"/>
+        <w:rPr>
+          <w:bCs/>
+          <w:sz w:val="22"/>
+          <w:szCs w:val="24"/>
+        </w:rPr>
+      </w:pPr>
+      <w:r>
+        <w:rPr>
+          <w:rFonts w:hint="eastAsia"/>
+          <w:bCs/>
+          <w:sz w:val="22"/>
+          <w:szCs w:val="24"/>
+        </w:rPr>
+        <w:lastRenderedPageBreak/>
+        <w:t>즉 block I/O는 App-&gt; FS -&gt; Block layer -&gt; nvme driver -&gt; LBA(host) -&gt; LSA(NAND) -&gt; VSA -&gt; physical NAND 로 많은 layer를 거쳐야 한다.</w:t>
+      </w:r>
+    </w:p>
+    <w:p>
+      <w:pPr>
+        <w:ind w:left="400"/>
+        <w:rPr>
+          <w:rFonts w:hint="eastAsia"/>
+          <w:bCs/>
+          <w:sz w:val="22"/>
+          <w:szCs w:val="24"/>
+        </w:rPr>
+      </w:pPr>
+      <w:r>
+        <w:rPr>
+          <w:rFonts w:hint="eastAsia"/>
+          <w:bCs/>
+          <w:sz w:val="22"/>
+          <w:szCs w:val="24"/>
+        </w:rPr>
+        <w:t xml:space="preserve">하지만 KV에서는 APP -&gt; KV API -&gt; key -&gt; SSD value (LBA -&gt;LSA -&gt; physical NAND) 로 host에게 상당부분 </w:t>
+      </w:r>
+      <w:r>
+        <w:rPr>
+          <w:rFonts w:hint="eastAsia"/>
+          <w:bCs/>
+          <w:sz w:val="22"/>
+          <w:szCs w:val="24"/>
+        </w:rPr>
+        <w:t>책임을 넘긴다.</w:t>
+      </w:r>
+    </w:p>
+    <w:p>
+      <w:pPr>
+        <w:ind w:left="400"/>
+        <w:rPr>
+          <w:bCs/>
+          <w:sz w:val="22"/>
+          <w:szCs w:val="24"/>
+        </w:rPr>
+      </w:pPr>
+      <w:r>
+        <w:rPr>
+          <w:rFonts w:hint="eastAsia"/>
+          <w:bCs/>
+          <w:sz w:val="22"/>
+          <w:szCs w:val="24"/>
+        </w:rPr>
+        <w:t>block level FTL -&gt; KV SSD로의 변화는 host 소프트웨어 스택에 다음과 같은 영향을 끼친다.</w:t>
+      </w:r>
+    </w:p>
+    <w:p>
+      <w:pPr>
+        <w:ind w:left="400"/>
+        <w:rPr>
+          <w:bCs/>
+          <w:sz w:val="22"/>
+          <w:szCs w:val="24"/>
+        </w:rPr>
+      </w:pPr>
+      <w:r>
+        <w:rPr>
+          <w:bCs/>
+          <w:sz w:val="22"/>
+          <w:szCs w:val="24"/>
+        </w:rPr>
+        <w:drawing>
+          <wp:inline distT="0" distB="0" distL="0" distR="0" wp14:anchorId="1AA6524D" wp14:editId="08120493">
+            <wp:extent cx="5090159" cy="2461260"/>
+            <wp:effectExtent l="0" t="0" r="0" b="0"/>
+            <wp:docPr id="1175681728" name="그림 1"/>
+            <wp:cNvGraphicFramePr>
+              <a:graphicFrameLocks xmlns:a="http://schemas.openxmlformats.org/drawingml/2006/main" noChangeAspect="1"/>
+            </wp:cNvGraphicFramePr>
+            <a:graphic xmlns:a="http://schemas.openxmlformats.org/drawingml/2006/main">
+              <a:graphicData uri="http://schemas.openxmlformats.org/drawingml/2006/picture">
+                <pic:pic xmlns:pic="http://schemas.openxmlformats.org/drawingml/2006/picture">
+                  <pic:nvPicPr>
+                    <pic:cNvPr id="1175681728" name=""/>
+                    <pic:cNvPicPr/>
+                  </pic:nvPicPr>
+                  <pic:blipFill rotWithShape="1">
+                    <a:blip r:embed="rId9"/>
+                    <a:srcRect t="5000"/>
+                    <a:stretch>
+                      <a:fillRect/>
+                    </a:stretch>
+                  </pic:blipFill>
+                  <pic:spPr bwMode="auto">
+                    <a:xfrm>
+                      <a:off x="0" y="0"/>
+                      <a:ext cx="5090601" cy="2461474"/>
+                    </a:xfrm>
+                    <a:prstGeom prst="rect">
+                      <a:avLst/>
+                    </a:prstGeom>
+                    <a:ln>
+                      <a:noFill/>
+                    </a:ln>
+                    <a:extLst>
+                      <a:ext uri="{53640926-AAD7-44D8-BBD7-CCE9431645EC}">
+                        <a14:shadowObscured xmlns:a14="http://schemas.microsoft.com/office/drawing/2010/main"/>
+                      </a:ext>
+                    </a:extLst>
+                  </pic:spPr>
+                </pic:pic>
+              </a:graphicData>
+            </a:graphic>
+          </wp:inline>
+        </w:drawing>
+      </w:r>
+    </w:p>
+    <w:p>
+      <w:pPr>
+        <w:pStyle w:val="a3"/>
+        <w:numPr>
+          <w:ilvl w:val="0"/>
+          <w:numId w:val="3"/>
+        </w:numPr>
+        <w:ind w:leftChars="0"/>
+        <w:rPr>
+          <w:bCs/>
+          <w:sz w:val="22"/>
+          <w:szCs w:val="24"/>
+        </w:rPr>
+      </w:pPr>
+      <w:r>
+        <w:rPr>
+          <w:rFonts w:hint="eastAsia"/>
+          <w:bCs/>
+          <w:sz w:val="22"/>
+          <w:szCs w:val="24"/>
+        </w:rPr>
+        <w:t xml:space="preserve">file system 단에서 KV메소드를 구현하면 key </w:t>
+      </w:r>
+      <w:r>
+        <w:rPr>
+          <w:bCs/>
+          <w:sz w:val="22"/>
+          <w:szCs w:val="24"/>
+        </w:rPr>
+        <w:t>–</w:t>
+      </w:r>
+      <w:r>
+        <w:rPr>
+          <w:rFonts w:hint="eastAsia"/>
+          <w:bCs/>
+          <w:sz w:val="22"/>
+          <w:szCs w:val="24"/>
+        </w:rPr>
+        <w:t xml:space="preserve"> file offset </w:t>
+      </w:r>
+      <w:r>
+        <w:rPr>
+          <w:bCs/>
+          <w:sz w:val="22"/>
+          <w:szCs w:val="24"/>
+        </w:rPr>
+        <w:t>–</w:t>
+      </w:r>
+      <w:r>
+        <w:rPr>
+          <w:rFonts w:hint="eastAsia"/>
+          <w:bCs/>
+          <w:sz w:val="22"/>
+          <w:szCs w:val="24"/>
+        </w:rPr>
+        <w:t xml:space="preserve"> LBA 변환을 모두 host에서 수행했어야 했다. KV SSD에서는 해당 단계가 device로 내려가므로, 해당 layer를 생략하여 </w:t>
+      </w:r>
+      <w:r>
+        <w:rPr>
+          <w:rFonts w:hint="eastAsia"/>
+          <w:bCs/>
+          <w:sz w:val="22"/>
+          <w:szCs w:val="24"/>
+        </w:rPr>
+        <w:t xml:space="preserve">host에서 CPU 자원 오버헤드를 줄이고, </w:t>
+      </w:r>
+      <w:r>
+        <w:rPr>
+          <w:rFonts w:hint="eastAsia"/>
+          <w:bCs/>
+          <w:sz w:val="22"/>
+          <w:szCs w:val="24"/>
+        </w:rPr>
+        <w:t>구현의 편의성</w:t>
+      </w:r>
+      <w:r>
+        <w:rPr>
+          <w:rFonts w:hint="eastAsia"/>
+          <w:bCs/>
+          <w:sz w:val="22"/>
+          <w:szCs w:val="24"/>
+        </w:rPr>
+        <w:t>을</w:t>
+      </w:r>
+      <w:r>
+        <w:rPr>
+          <w:rFonts w:hint="eastAsia"/>
+          <w:bCs/>
+          <w:sz w:val="22"/>
+          <w:szCs w:val="24"/>
+        </w:rPr>
+        <w:t xml:space="preserve"> 얻을 수 있다.</w:t>
+      </w:r>
+    </w:p>
+    <w:p>
+      <w:pPr>
+        <w:pStyle w:val="a3"/>
+        <w:numPr>
+          <w:ilvl w:val="0"/>
+          <w:numId w:val="3"/>
+        </w:numPr>
+        <w:ind w:leftChars="0"/>
+        <w:rPr>
+          <w:rFonts w:hint="eastAsia"/>
+          <w:bCs/>
+          <w:sz w:val="22"/>
+          <w:szCs w:val="24"/>
+        </w:rPr>
+      </w:pPr>
+      <w:r>
+        <w:rPr>
+          <w:rFonts w:hint="eastAsia"/>
+          <w:bCs/>
+          <w:sz w:val="22"/>
+          <w:szCs w:val="24"/>
+        </w:rPr>
+        <w:t>기존 block level SSD에서 KV를 구현하면, 같은 KEY에 대해 최신 value를 유지할 책임이 host에 있었다. KV SSD를 사용하면, 해당 관리를 SSD내에서 하기 때문에, value의 신뢰성이 올라간다.</w:t>
+      </w:r>
     </w:p>
     <w:p>
       <w:pPr>
@@ -940,14 +2278,769 @@
     </w:p>
     <w:p>
       <w:pPr>
+        <w:ind w:left="1200"/>
+        <w:rPr>
+          <w:bCs/>
+          <w:sz w:val="22"/>
+          <w:szCs w:val="24"/>
+        </w:rPr>
+      </w:pPr>
+      <w:r>
+        <w:rPr>
+          <w:rFonts w:hint="eastAsia"/>
+          <w:bCs/>
+          <w:sz w:val="22"/>
+          <w:szCs w:val="24"/>
+        </w:rPr>
+        <w:t>KV index는 kv_store.h에 hash table로 선언하였고, 이를 memory_map.h에서 device DRAM의 reserved 영역에 배치하였다.</w:t>
+      </w:r>
+    </w:p>
+    <w:p>
+      <w:pPr>
+        <w:widowControl/>
+        <w:shd w:val="clear" w:color="auto" w:fill="121314"/>
+        <w:wordWrap/>
+        <w:autoSpaceDE/>
+        <w:autoSpaceDN/>
+        <w:spacing w:after="0" w:line="285" w:lineRule="atLeast"/>
+        <w:ind w:leftChars="200" w:left="400"/>
+        <w:jc w:val="left"/>
+        <w:rPr>
+          <w:rFonts w:ascii="Consolas" w:eastAsia="굴림" w:hAnsi="Consolas" w:cs="굴림"/>
+          <w:color w:val="FF7B72"/>
+          <w:kern w:val="0"/>
+          <w:sz w:val="21"/>
+          <w:szCs w:val="21"/>
+        </w:rPr>
+      </w:pPr>
+    </w:p>
+    <w:p>
+      <w:pPr>
+        <w:widowControl/>
+        <w:shd w:val="clear" w:color="auto" w:fill="121314"/>
+        <w:wordWrap/>
+        <w:autoSpaceDE/>
+        <w:autoSpaceDN/>
+        <w:spacing w:after="0" w:line="285" w:lineRule="atLeast"/>
+        <w:ind w:leftChars="200" w:left="400"/>
+        <w:jc w:val="left"/>
+        <w:rPr>
+          <w:rFonts w:ascii="Consolas" w:eastAsia="굴림" w:hAnsi="Consolas" w:cs="굴림" w:hint="eastAsia"/>
+          <w:color w:val="BBBEBF"/>
+          <w:kern w:val="0"/>
+          <w:sz w:val="21"/>
+          <w:szCs w:val="21"/>
+        </w:rPr>
+      </w:pPr>
+      <w:r>
+        <w:rPr>
+          <w:rFonts w:ascii="Consolas" w:eastAsia="굴림" w:hAnsi="Consolas" w:cs="굴림"/>
+          <w:color w:val="C586C0"/>
+          <w:kern w:val="0"/>
+          <w:sz w:val="21"/>
+          <w:szCs w:val="21"/>
+        </w:rPr>
+        <w:t>#define</w:t>
+      </w:r>
+      <w:r>
+        <w:rPr>
+          <w:rFonts w:ascii="Consolas" w:eastAsia="굴림" w:hAnsi="Consolas" w:cs="굴림"/>
+          <w:color w:val="569CD6"/>
+          <w:kern w:val="0"/>
+          <w:sz w:val="21"/>
+          <w:szCs w:val="21"/>
+        </w:rPr>
+        <w:t xml:space="preserve"> KV_INDEX_ENTRY_COUNT        (</w:t>
+      </w:r>
+      <w:r>
+        <w:rPr>
+          <w:rFonts w:ascii="Consolas" w:eastAsia="굴림" w:hAnsi="Consolas" w:cs="굴림"/>
+          <w:color w:val="B5CEA8"/>
+          <w:kern w:val="0"/>
+          <w:sz w:val="21"/>
+          <w:szCs w:val="21"/>
+        </w:rPr>
+        <w:t>1</w:t>
+      </w:r>
+      <w:r>
+        <w:rPr>
+          <w:rFonts w:ascii="Consolas" w:eastAsia="굴림" w:hAnsi="Consolas" w:cs="굴림"/>
+          <w:color w:val="569CD6"/>
+          <w:kern w:val="0"/>
+          <w:sz w:val="21"/>
+          <w:szCs w:val="21"/>
+        </w:rPr>
+        <w:t xml:space="preserve"> </w:t>
+      </w:r>
+      <w:r>
+        <w:rPr>
+          <w:rFonts w:ascii="Consolas" w:eastAsia="굴림" w:hAnsi="Consolas" w:cs="굴림"/>
+          <w:color w:val="D4D4D4"/>
+          <w:kern w:val="0"/>
+          <w:sz w:val="21"/>
+          <w:szCs w:val="21"/>
+        </w:rPr>
+        <w:t>&lt;&lt;</w:t>
+      </w:r>
+      <w:r>
+        <w:rPr>
+          <w:rFonts w:ascii="Consolas" w:eastAsia="굴림" w:hAnsi="Consolas" w:cs="굴림"/>
+          <w:color w:val="569CD6"/>
+          <w:kern w:val="0"/>
+          <w:sz w:val="21"/>
+          <w:szCs w:val="21"/>
+        </w:rPr>
+        <w:t xml:space="preserve"> </w:t>
+      </w:r>
+      <w:r>
+        <w:rPr>
+          <w:rFonts w:ascii="Consolas" w:eastAsia="굴림" w:hAnsi="Consolas" w:cs="굴림"/>
+          <w:color w:val="B5CEA8"/>
+          <w:kern w:val="0"/>
+          <w:sz w:val="21"/>
+          <w:szCs w:val="21"/>
+        </w:rPr>
+        <w:t>23</w:t>
+      </w:r>
+      <w:r>
+        <w:rPr>
+          <w:rFonts w:ascii="Consolas" w:eastAsia="굴림" w:hAnsi="Consolas" w:cs="굴림"/>
+          <w:color w:val="569CD6"/>
+          <w:kern w:val="0"/>
+          <w:sz w:val="21"/>
+          <w:szCs w:val="21"/>
+        </w:rPr>
+        <w:t>)</w:t>
+      </w:r>
+      <w:r>
+        <w:rPr>
+          <w:rFonts w:ascii="Consolas" w:eastAsia="굴림" w:hAnsi="Consolas" w:cs="굴림" w:hint="eastAsia"/>
+          <w:color w:val="569CD6"/>
+          <w:kern w:val="0"/>
+          <w:sz w:val="21"/>
+          <w:szCs w:val="21"/>
+        </w:rPr>
+        <w:t xml:space="preserve"> // 8,388,608 entries</w:t>
+      </w:r>
+    </w:p>
+    <w:p>
+      <w:pPr>
+        <w:widowControl/>
+        <w:shd w:val="clear" w:color="auto" w:fill="121314"/>
+        <w:wordWrap/>
+        <w:autoSpaceDE/>
+        <w:autoSpaceDN/>
+        <w:spacing w:after="0" w:line="285" w:lineRule="atLeast"/>
+        <w:ind w:leftChars="200" w:left="400"/>
+        <w:jc w:val="left"/>
+        <w:rPr>
+          <w:rFonts w:ascii="Consolas" w:eastAsia="굴림" w:hAnsi="Consolas" w:cs="굴림"/>
+          <w:color w:val="BBBEBF"/>
+          <w:kern w:val="0"/>
+          <w:sz w:val="21"/>
+          <w:szCs w:val="21"/>
+        </w:rPr>
+      </w:pPr>
+      <w:r>
+        <w:rPr>
+          <w:rFonts w:ascii="Consolas" w:eastAsia="굴림" w:hAnsi="Consolas" w:cs="굴림"/>
+          <w:color w:val="C586C0"/>
+          <w:kern w:val="0"/>
+          <w:sz w:val="21"/>
+          <w:szCs w:val="21"/>
+        </w:rPr>
+        <w:t>#define</w:t>
+      </w:r>
+      <w:r>
+        <w:rPr>
+          <w:rFonts w:ascii="Consolas" w:eastAsia="굴림" w:hAnsi="Consolas" w:cs="굴림"/>
+          <w:color w:val="569CD6"/>
+          <w:kern w:val="0"/>
+          <w:sz w:val="21"/>
+          <w:szCs w:val="21"/>
+        </w:rPr>
+        <w:t xml:space="preserve"> KV_INDEX_ENTRY_MASK         (KV_INDEX_ENTRY_COUNT </w:t>
+      </w:r>
+      <w:r>
+        <w:rPr>
+          <w:rFonts w:ascii="Consolas" w:eastAsia="굴림" w:hAnsi="Consolas" w:cs="굴림"/>
+          <w:color w:val="D4D4D4"/>
+          <w:kern w:val="0"/>
+          <w:sz w:val="21"/>
+          <w:szCs w:val="21"/>
+        </w:rPr>
+        <w:t>-</w:t>
+      </w:r>
+      <w:r>
+        <w:rPr>
+          <w:rFonts w:ascii="Consolas" w:eastAsia="굴림" w:hAnsi="Consolas" w:cs="굴림"/>
+          <w:color w:val="569CD6"/>
+          <w:kern w:val="0"/>
+          <w:sz w:val="21"/>
+          <w:szCs w:val="21"/>
+        </w:rPr>
+        <w:t xml:space="preserve"> </w:t>
+      </w:r>
+      <w:r>
+        <w:rPr>
+          <w:rFonts w:ascii="Consolas" w:eastAsia="굴림" w:hAnsi="Consolas" w:cs="굴림"/>
+          <w:color w:val="B5CEA8"/>
+          <w:kern w:val="0"/>
+          <w:sz w:val="21"/>
+          <w:szCs w:val="21"/>
+        </w:rPr>
+        <w:t>1</w:t>
+      </w:r>
+      <w:r>
+        <w:rPr>
+          <w:rFonts w:ascii="Consolas" w:eastAsia="굴림" w:hAnsi="Consolas" w:cs="굴림"/>
+          <w:color w:val="569CD6"/>
+          <w:kern w:val="0"/>
+          <w:sz w:val="21"/>
+          <w:szCs w:val="21"/>
+        </w:rPr>
+        <w:t>)</w:t>
+      </w:r>
+    </w:p>
+    <w:p>
+      <w:pPr>
+        <w:widowControl/>
+        <w:shd w:val="clear" w:color="auto" w:fill="121314"/>
+        <w:wordWrap/>
+        <w:autoSpaceDE/>
+        <w:autoSpaceDN/>
+        <w:spacing w:after="0" w:line="285" w:lineRule="atLeast"/>
+        <w:ind w:leftChars="200" w:left="400"/>
+        <w:jc w:val="left"/>
+        <w:rPr>
+          <w:rFonts w:ascii="Consolas" w:eastAsia="굴림" w:hAnsi="Consolas" w:cs="굴림"/>
+          <w:color w:val="FF7B72"/>
+          <w:kern w:val="0"/>
+          <w:sz w:val="21"/>
+          <w:szCs w:val="21"/>
+        </w:rPr>
+      </w:pPr>
+    </w:p>
+    <w:p>
+      <w:pPr>
+        <w:widowControl/>
+        <w:shd w:val="clear" w:color="auto" w:fill="121314"/>
+        <w:wordWrap/>
+        <w:autoSpaceDE/>
+        <w:autoSpaceDN/>
+        <w:spacing w:after="0" w:line="285" w:lineRule="atLeast"/>
+        <w:ind w:leftChars="200" w:left="400"/>
+        <w:jc w:val="left"/>
+        <w:rPr>
+          <w:rFonts w:ascii="Consolas" w:eastAsia="굴림" w:hAnsi="Consolas" w:cs="굴림"/>
+          <w:color w:val="BBBEBF"/>
+          <w:kern w:val="0"/>
+          <w:sz w:val="21"/>
+          <w:szCs w:val="21"/>
+        </w:rPr>
+      </w:pPr>
+      <w:r>
+        <w:rPr>
+          <w:rFonts w:ascii="Consolas" w:eastAsia="굴림" w:hAnsi="Consolas" w:cs="굴림"/>
+          <w:color w:val="FF7B72"/>
+          <w:kern w:val="0"/>
+          <w:sz w:val="21"/>
+          <w:szCs w:val="21"/>
+        </w:rPr>
+        <w:lastRenderedPageBreak/>
+        <w:t>typedef</w:t>
+      </w:r>
+      <w:r>
+        <w:rPr>
+          <w:rFonts w:ascii="Consolas" w:eastAsia="굴림" w:hAnsi="Consolas" w:cs="굴림"/>
+          <w:color w:val="BBBEBF"/>
+          <w:kern w:val="0"/>
+          <w:sz w:val="21"/>
+          <w:szCs w:val="21"/>
+        </w:rPr>
+        <w:t xml:space="preserve"> </w:t>
+      </w:r>
+      <w:r>
+        <w:rPr>
+          <w:rFonts w:ascii="Consolas" w:eastAsia="굴림" w:hAnsi="Consolas" w:cs="굴림"/>
+          <w:color w:val="FF7B72"/>
+          <w:kern w:val="0"/>
+          <w:sz w:val="21"/>
+          <w:szCs w:val="21"/>
+        </w:rPr>
+        <w:t>struct</w:t>
+      </w:r>
+      <w:r>
+        <w:rPr>
+          <w:rFonts w:ascii="Consolas" w:eastAsia="굴림" w:hAnsi="Consolas" w:cs="굴림"/>
+          <w:color w:val="BBBEBF"/>
+          <w:kern w:val="0"/>
+          <w:sz w:val="21"/>
+          <w:szCs w:val="21"/>
+        </w:rPr>
+        <w:t xml:space="preserve"> </w:t>
+      </w:r>
+      <w:r>
+        <w:rPr>
+          <w:rFonts w:ascii="Consolas" w:eastAsia="굴림" w:hAnsi="Consolas" w:cs="굴림"/>
+          <w:color w:val="4EC9B0"/>
+          <w:kern w:val="0"/>
+          <w:sz w:val="21"/>
+          <w:szCs w:val="21"/>
+        </w:rPr>
+        <w:t>_KV_INDEX_ENTRY</w:t>
+      </w:r>
+      <w:r>
+        <w:rPr>
+          <w:rFonts w:ascii="Consolas" w:eastAsia="굴림" w:hAnsi="Consolas" w:cs="굴림"/>
+          <w:color w:val="BBBEBF"/>
+          <w:kern w:val="0"/>
+          <w:sz w:val="21"/>
+          <w:szCs w:val="21"/>
+        </w:rPr>
+        <w:t xml:space="preserve"> </w:t>
+      </w:r>
+      <w:r>
+        <w:rPr>
+          <w:rFonts w:ascii="Consolas" w:eastAsia="굴림" w:hAnsi="Consolas" w:cs="굴림"/>
+          <w:color w:val="C9D1D9"/>
+          <w:kern w:val="0"/>
+          <w:sz w:val="21"/>
+          <w:szCs w:val="21"/>
+        </w:rPr>
+        <w:t>{</w:t>
+      </w:r>
+    </w:p>
+    <w:p>
+      <w:pPr>
+        <w:widowControl/>
+        <w:shd w:val="clear" w:color="auto" w:fill="121314"/>
+        <w:wordWrap/>
+        <w:autoSpaceDE/>
+        <w:autoSpaceDN/>
+        <w:spacing w:after="0" w:line="285" w:lineRule="atLeast"/>
+        <w:ind w:leftChars="200" w:left="400"/>
+        <w:jc w:val="left"/>
+        <w:rPr>
+          <w:rFonts w:ascii="Consolas" w:eastAsia="굴림" w:hAnsi="Consolas" w:cs="굴림"/>
+          <w:color w:val="BBBEBF"/>
+          <w:kern w:val="0"/>
+          <w:sz w:val="21"/>
+          <w:szCs w:val="21"/>
+        </w:rPr>
+      </w:pPr>
+      <w:r>
+        <w:rPr>
+          <w:rFonts w:ascii="Consolas" w:eastAsia="굴림" w:hAnsi="Consolas" w:cs="굴림"/>
+          <w:color w:val="C9D1D9"/>
+          <w:kern w:val="0"/>
+          <w:sz w:val="21"/>
+          <w:szCs w:val="21"/>
+        </w:rPr>
+        <w:t xml:space="preserve">    </w:t>
+      </w:r>
+      <w:r>
+        <w:rPr>
+          <w:rFonts w:ascii="Consolas" w:eastAsia="굴림" w:hAnsi="Consolas" w:cs="굴림"/>
+          <w:color w:val="FF7B72"/>
+          <w:kern w:val="0"/>
+          <w:sz w:val="21"/>
+          <w:szCs w:val="21"/>
+        </w:rPr>
+        <w:t>unsigned</w:t>
+      </w:r>
+      <w:r>
+        <w:rPr>
+          <w:rFonts w:ascii="Consolas" w:eastAsia="굴림" w:hAnsi="Consolas" w:cs="굴림"/>
+          <w:color w:val="C9D1D9"/>
+          <w:kern w:val="0"/>
+          <w:sz w:val="21"/>
+          <w:szCs w:val="21"/>
+        </w:rPr>
+        <w:t xml:space="preserve"> </w:t>
+      </w:r>
+      <w:r>
+        <w:rPr>
+          <w:rFonts w:ascii="Consolas" w:eastAsia="굴림" w:hAnsi="Consolas" w:cs="굴림"/>
+          <w:color w:val="FF7B72"/>
+          <w:kern w:val="0"/>
+          <w:sz w:val="21"/>
+          <w:szCs w:val="21"/>
+        </w:rPr>
+        <w:t>int</w:t>
+      </w:r>
+      <w:r>
+        <w:rPr>
+          <w:rFonts w:ascii="Consolas" w:eastAsia="굴림" w:hAnsi="Consolas" w:cs="굴림"/>
+          <w:color w:val="C9D1D9"/>
+          <w:kern w:val="0"/>
+          <w:sz w:val="21"/>
+          <w:szCs w:val="21"/>
+        </w:rPr>
+        <w:t xml:space="preserve"> key;</w:t>
+      </w:r>
+    </w:p>
+    <w:p>
+      <w:pPr>
+        <w:widowControl/>
+        <w:shd w:val="clear" w:color="auto" w:fill="121314"/>
+        <w:wordWrap/>
+        <w:autoSpaceDE/>
+        <w:autoSpaceDN/>
+        <w:spacing w:after="0" w:line="285" w:lineRule="atLeast"/>
+        <w:ind w:leftChars="200" w:left="400"/>
+        <w:jc w:val="left"/>
+        <w:rPr>
+          <w:rFonts w:ascii="Consolas" w:eastAsia="굴림" w:hAnsi="Consolas" w:cs="굴림"/>
+          <w:color w:val="BBBEBF"/>
+          <w:kern w:val="0"/>
+          <w:sz w:val="21"/>
+          <w:szCs w:val="21"/>
+        </w:rPr>
+      </w:pPr>
+      <w:r>
+        <w:rPr>
+          <w:rFonts w:ascii="Consolas" w:eastAsia="굴림" w:hAnsi="Consolas" w:cs="굴림"/>
+          <w:color w:val="C9D1D9"/>
+          <w:kern w:val="0"/>
+          <w:sz w:val="21"/>
+          <w:szCs w:val="21"/>
+        </w:rPr>
+        <w:t xml:space="preserve">    </w:t>
+      </w:r>
+      <w:r>
+        <w:rPr>
+          <w:rFonts w:ascii="Consolas" w:eastAsia="굴림" w:hAnsi="Consolas" w:cs="굴림"/>
+          <w:color w:val="FF7B72"/>
+          <w:kern w:val="0"/>
+          <w:sz w:val="21"/>
+          <w:szCs w:val="21"/>
+        </w:rPr>
+        <w:t>unsigned</w:t>
+      </w:r>
+      <w:r>
+        <w:rPr>
+          <w:rFonts w:ascii="Consolas" w:eastAsia="굴림" w:hAnsi="Consolas" w:cs="굴림"/>
+          <w:color w:val="C9D1D9"/>
+          <w:kern w:val="0"/>
+          <w:sz w:val="21"/>
+          <w:szCs w:val="21"/>
+        </w:rPr>
+        <w:t xml:space="preserve"> </w:t>
+      </w:r>
+      <w:r>
+        <w:rPr>
+          <w:rFonts w:ascii="Consolas" w:eastAsia="굴림" w:hAnsi="Consolas" w:cs="굴림"/>
+          <w:color w:val="FF7B72"/>
+          <w:kern w:val="0"/>
+          <w:sz w:val="21"/>
+          <w:szCs w:val="21"/>
+        </w:rPr>
+        <w:t>int</w:t>
+      </w:r>
+      <w:r>
+        <w:rPr>
+          <w:rFonts w:ascii="Consolas" w:eastAsia="굴림" w:hAnsi="Consolas" w:cs="굴림"/>
+          <w:color w:val="C9D1D9"/>
+          <w:kern w:val="0"/>
+          <w:sz w:val="21"/>
+          <w:szCs w:val="21"/>
+        </w:rPr>
+        <w:t xml:space="preserve"> startLba;</w:t>
+      </w:r>
+    </w:p>
+    <w:p>
+      <w:pPr>
+        <w:widowControl/>
+        <w:shd w:val="clear" w:color="auto" w:fill="121314"/>
+        <w:wordWrap/>
+        <w:autoSpaceDE/>
+        <w:autoSpaceDN/>
+        <w:spacing w:after="0" w:line="285" w:lineRule="atLeast"/>
+        <w:ind w:leftChars="200" w:left="400"/>
+        <w:jc w:val="left"/>
+        <w:rPr>
+          <w:rFonts w:ascii="Consolas" w:eastAsia="굴림" w:hAnsi="Consolas" w:cs="굴림"/>
+          <w:color w:val="BBBEBF"/>
+          <w:kern w:val="0"/>
+          <w:sz w:val="21"/>
+          <w:szCs w:val="21"/>
+        </w:rPr>
+      </w:pPr>
+      <w:r>
+        <w:rPr>
+          <w:rFonts w:ascii="Consolas" w:eastAsia="굴림" w:hAnsi="Consolas" w:cs="굴림"/>
+          <w:color w:val="C9D1D9"/>
+          <w:kern w:val="0"/>
+          <w:sz w:val="21"/>
+          <w:szCs w:val="21"/>
+        </w:rPr>
+        <w:t xml:space="preserve">    </w:t>
+      </w:r>
+      <w:r>
+        <w:rPr>
+          <w:rFonts w:ascii="Consolas" w:eastAsia="굴림" w:hAnsi="Consolas" w:cs="굴림"/>
+          <w:color w:val="FF7B72"/>
+          <w:kern w:val="0"/>
+          <w:sz w:val="21"/>
+          <w:szCs w:val="21"/>
+        </w:rPr>
+        <w:t>unsigned</w:t>
+      </w:r>
+      <w:r>
+        <w:rPr>
+          <w:rFonts w:ascii="Consolas" w:eastAsia="굴림" w:hAnsi="Consolas" w:cs="굴림"/>
+          <w:color w:val="C9D1D9"/>
+          <w:kern w:val="0"/>
+          <w:sz w:val="21"/>
+          <w:szCs w:val="21"/>
+        </w:rPr>
+        <w:t xml:space="preserve"> </w:t>
+      </w:r>
+      <w:r>
+        <w:rPr>
+          <w:rFonts w:ascii="Consolas" w:eastAsia="굴림" w:hAnsi="Consolas" w:cs="굴림"/>
+          <w:color w:val="FF7B72"/>
+          <w:kern w:val="0"/>
+          <w:sz w:val="21"/>
+          <w:szCs w:val="21"/>
+        </w:rPr>
+        <w:t>int</w:t>
+      </w:r>
+      <w:r>
+        <w:rPr>
+          <w:rFonts w:ascii="Consolas" w:eastAsia="굴림" w:hAnsi="Consolas" w:cs="굴림"/>
+          <w:color w:val="C9D1D9"/>
+          <w:kern w:val="0"/>
+          <w:sz w:val="21"/>
+          <w:szCs w:val="21"/>
+        </w:rPr>
+        <w:t xml:space="preserve"> valueLength;</w:t>
+      </w:r>
+    </w:p>
+    <w:p>
+      <w:pPr>
+        <w:widowControl/>
+        <w:shd w:val="clear" w:color="auto" w:fill="121314"/>
+        <w:wordWrap/>
+        <w:autoSpaceDE/>
+        <w:autoSpaceDN/>
+        <w:spacing w:after="0" w:line="285" w:lineRule="atLeast"/>
+        <w:ind w:leftChars="200" w:left="400"/>
+        <w:jc w:val="left"/>
+        <w:rPr>
+          <w:rFonts w:ascii="Consolas" w:eastAsia="굴림" w:hAnsi="Consolas" w:cs="굴림"/>
+          <w:color w:val="BBBEBF"/>
+          <w:kern w:val="0"/>
+          <w:sz w:val="21"/>
+          <w:szCs w:val="21"/>
+        </w:rPr>
+      </w:pPr>
+      <w:r>
+        <w:rPr>
+          <w:rFonts w:ascii="Consolas" w:eastAsia="굴림" w:hAnsi="Consolas" w:cs="굴림"/>
+          <w:color w:val="C9D1D9"/>
+          <w:kern w:val="0"/>
+          <w:sz w:val="21"/>
+          <w:szCs w:val="21"/>
+        </w:rPr>
+        <w:t>}</w:t>
+      </w:r>
+      <w:r>
+        <w:rPr>
+          <w:rFonts w:ascii="Consolas" w:eastAsia="굴림" w:hAnsi="Consolas" w:cs="굴림"/>
+          <w:color w:val="BBBEBF"/>
+          <w:kern w:val="0"/>
+          <w:sz w:val="21"/>
+          <w:szCs w:val="21"/>
+        </w:rPr>
+        <w:t xml:space="preserve"> </w:t>
+      </w:r>
+      <w:r>
+        <w:rPr>
+          <w:rFonts w:ascii="Consolas" w:eastAsia="굴림" w:hAnsi="Consolas" w:cs="굴림"/>
+          <w:color w:val="4EC9B0"/>
+          <w:kern w:val="0"/>
+          <w:sz w:val="21"/>
+          <w:szCs w:val="21"/>
+        </w:rPr>
+        <w:t>KV_INDEX_ENTRY</w:t>
+      </w:r>
+      <w:r>
+        <w:rPr>
+          <w:rFonts w:ascii="Consolas" w:eastAsia="굴림" w:hAnsi="Consolas" w:cs="굴림"/>
+          <w:color w:val="BBBEBF"/>
+          <w:kern w:val="0"/>
+          <w:sz w:val="21"/>
+          <w:szCs w:val="21"/>
+        </w:rPr>
+        <w:t xml:space="preserve">, </w:t>
+      </w:r>
+      <w:r>
+        <w:rPr>
+          <w:rFonts w:ascii="Consolas" w:eastAsia="굴림" w:hAnsi="Consolas" w:cs="굴림"/>
+          <w:color w:val="D4D4D4"/>
+          <w:kern w:val="0"/>
+          <w:sz w:val="21"/>
+          <w:szCs w:val="21"/>
+        </w:rPr>
+        <w:t>*</w:t>
+      </w:r>
+      <w:r>
+        <w:rPr>
+          <w:rFonts w:ascii="Consolas" w:eastAsia="굴림" w:hAnsi="Consolas" w:cs="굴림"/>
+          <w:color w:val="4EC9B0"/>
+          <w:kern w:val="0"/>
+          <w:sz w:val="21"/>
+          <w:szCs w:val="21"/>
+        </w:rPr>
+        <w:t>P_KV_INDEX_ENTRY</w:t>
+      </w:r>
+      <w:r>
+        <w:rPr>
+          <w:rFonts w:ascii="Consolas" w:eastAsia="굴림" w:hAnsi="Consolas" w:cs="굴림"/>
+          <w:color w:val="BBBEBF"/>
+          <w:kern w:val="0"/>
+          <w:sz w:val="21"/>
+          <w:szCs w:val="21"/>
+        </w:rPr>
+        <w:t>;</w:t>
+      </w:r>
+    </w:p>
+    <w:p>
+      <w:pPr>
+        <w:ind w:left="1200"/>
+        <w:rPr>
+          <w:bCs/>
+          <w:sz w:val="22"/>
+          <w:szCs w:val="24"/>
+        </w:rPr>
+      </w:pPr>
+      <w:r>
+        <w:rPr>
+          <w:rFonts w:hint="eastAsia"/>
+          <w:bCs/>
+          <w:sz w:val="22"/>
+          <w:szCs w:val="24"/>
+        </w:rPr>
+        <w:t>hash는 충돌 시 다음 slot으로 한 칸씩 이동하고, 빈 entry는 startLba를 KV_LBA_NONE으로 표시하게 초기화 하였다.</w:t>
+      </w:r>
+    </w:p>
+    <w:p>
+      <w:pPr>
+        <w:ind w:left="1200"/>
+        <w:rPr>
+          <w:bCs/>
+          <w:sz w:val="22"/>
+          <w:szCs w:val="24"/>
+        </w:rPr>
+      </w:pPr>
+      <w:r>
+        <w:rPr>
+          <w:rFonts w:hint="eastAsia"/>
+          <w:bCs/>
+          <w:sz w:val="22"/>
+          <w:szCs w:val="24"/>
+        </w:rPr>
+        <w:t>선정 이유와 장단점은 다음과 같다.</w:t>
+      </w:r>
+    </w:p>
+    <w:p>
+      <w:pPr>
         <w:pStyle w:val="a3"/>
-        <w:ind w:leftChars="0" w:left="1640"/>
-        <w:rPr>
-          <w:bCs/>
-          <w:sz w:val="22"/>
-          <w:szCs w:val="24"/>
-        </w:rPr>
-      </w:pPr>
+        <w:numPr>
+          <w:ilvl w:val="1"/>
+          <w:numId w:val="3"/>
+        </w:numPr>
+        <w:ind w:leftChars="0"/>
+        <w:rPr>
+          <w:bCs/>
+          <w:sz w:val="22"/>
+          <w:szCs w:val="24"/>
+        </w:rPr>
+      </w:pPr>
+      <w:r>
+        <w:rPr>
+          <w:rFonts w:hint="eastAsia"/>
+          <w:bCs/>
+          <w:sz w:val="22"/>
+          <w:szCs w:val="24"/>
+        </w:rPr>
+        <w:t>hash 자료구조는 평균적으로 O(1)의 상수 시간 lookup/insertion을 제공하여 서로 다른 키를 통해 많은 양의 request가 들어오는 kv bench에 장점이 있다.</w:t>
+      </w:r>
+    </w:p>
+    <w:p>
+      <w:pPr>
+        <w:pStyle w:val="a3"/>
+        <w:numPr>
+          <w:ilvl w:val="1"/>
+          <w:numId w:val="3"/>
+        </w:numPr>
+        <w:ind w:leftChars="0"/>
+        <w:rPr>
+          <w:bCs/>
+          <w:sz w:val="22"/>
+          <w:szCs w:val="24"/>
+        </w:rPr>
+      </w:pPr>
+      <w:r>
+        <w:rPr>
+          <w:rFonts w:hint="eastAsia"/>
+          <w:bCs/>
+          <w:sz w:val="22"/>
+          <w:szCs w:val="24"/>
+        </w:rPr>
+        <w:t>원래는 key가 가변적이지만, 여기에서는 key가 고정크기이기 때문에, 가변길이 key를 지원할 필요가 없어 단순한 entry를 사용하였다.</w:t>
+      </w:r>
+    </w:p>
+    <w:p>
+      <w:pPr>
+        <w:pStyle w:val="a3"/>
+        <w:numPr>
+          <w:ilvl w:val="1"/>
+          <w:numId w:val="3"/>
+        </w:numPr>
+        <w:ind w:leftChars="0"/>
+        <w:rPr>
+          <w:bCs/>
+          <w:sz w:val="22"/>
+          <w:szCs w:val="24"/>
+        </w:rPr>
+      </w:pPr>
+      <w:r>
+        <w:rPr>
+          <w:rFonts w:hint="eastAsia"/>
+          <w:bCs/>
+          <w:sz w:val="22"/>
+          <w:szCs w:val="24"/>
+        </w:rPr>
+        <w:t>단, DRAM에만 해당 entry가 존재하여 persistency가 없다.</w:t>
+      </w:r>
+    </w:p>
+    <w:p>
+      <w:pPr>
+        <w:pStyle w:val="a3"/>
+        <w:numPr>
+          <w:ilvl w:val="1"/>
+          <w:numId w:val="3"/>
+        </w:numPr>
+        <w:ind w:leftChars="0"/>
+        <w:rPr>
+          <w:rFonts w:hint="eastAsia"/>
+          <w:bCs/>
+          <w:sz w:val="22"/>
+          <w:szCs w:val="24"/>
+        </w:rPr>
+      </w:pPr>
+      <w:r>
+        <w:rPr>
+          <w:rFonts w:hint="eastAsia"/>
+          <w:bCs/>
+          <w:sz w:val="22"/>
+          <w:szCs w:val="24"/>
+        </w:rPr>
+        <w:t>LSM tree와 달리, range query, 순회 등의 정렬기반 연산을 지원할 수 없다는 본질적 한계가 있다.</w:t>
+      </w:r>
     </w:p>
     <w:p>
       <w:pPr>
@@ -1059,11 +3152,835 @@
         <w:pStyle w:val="a3"/>
         <w:ind w:leftChars="0" w:left="1200"/>
         <w:rPr>
-          <w:b/>
-          <w:sz w:val="22"/>
-          <w:szCs w:val="24"/>
-        </w:rPr>
-      </w:pPr>
+          <w:bCs/>
+          <w:sz w:val="22"/>
+          <w:szCs w:val="24"/>
+        </w:rPr>
+      </w:pPr>
+      <w:r>
+        <w:rPr>
+          <w:rFonts w:hint="eastAsia"/>
+          <w:bCs/>
+          <w:sz w:val="22"/>
+          <w:szCs w:val="24"/>
+        </w:rPr>
+        <w:t>저장: KV_PUT</w:t>
+      </w:r>
+    </w:p>
+    <w:p>
+      <w:pPr>
+        <w:pStyle w:val="a3"/>
+        <w:ind w:leftChars="0" w:left="1200"/>
+        <w:rPr>
+          <w:bCs/>
+          <w:sz w:val="22"/>
+          <w:szCs w:val="24"/>
+        </w:rPr>
+      </w:pPr>
+      <w:r>
+        <w:rPr>
+          <w:rFonts w:hint="eastAsia"/>
+          <w:bCs/>
+          <w:sz w:val="22"/>
+          <w:szCs w:val="24"/>
+        </w:rPr>
+        <w:t>KB PUT은 nvme_io_cmd.c의 handle_nvme_kv_put()에서 처리하며, NVMe block단위(4KB) 할당과 동일 key overwite시에 기존 LBA를 재활용하게 하여 대용량 데이터를 처리할 수 있게 하였다. 처리 흐름은 다음과 같다.</w:t>
+      </w:r>
+    </w:p>
+    <w:p>
+      <w:pPr>
+        <w:pStyle w:val="a3"/>
+        <w:numPr>
+          <w:ilvl w:val="0"/>
+          <w:numId w:val="9"/>
+        </w:numPr>
+        <w:ind w:leftChars="0"/>
+        <w:rPr>
+          <w:bCs/>
+          <w:sz w:val="22"/>
+          <w:szCs w:val="24"/>
+        </w:rPr>
+      </w:pPr>
+      <w:r>
+        <w:rPr>
+          <w:bCs/>
+          <w:sz w:val="22"/>
+          <w:szCs w:val="24"/>
+        </w:rPr>
+        <w:t>CDW10에서 key, CDW12에서 NLB, CDW13에서 value 길이 추출</w:t>
+      </w:r>
+    </w:p>
+    <w:p>
+      <w:pPr>
+        <w:pStyle w:val="a3"/>
+        <w:numPr>
+          <w:ilvl w:val="0"/>
+          <w:numId w:val="9"/>
+        </w:numPr>
+        <w:ind w:leftChars="0"/>
+        <w:rPr>
+          <w:bCs/>
+          <w:sz w:val="22"/>
+          <w:szCs w:val="24"/>
+        </w:rPr>
+      </w:pPr>
+      <w:r>
+        <w:rPr>
+          <w:bCs/>
+          <w:sz w:val="22"/>
+          <w:szCs w:val="24"/>
+        </w:rPr>
+        <w:t>KvFtlPut() 호출</w:t>
+      </w:r>
+    </w:p>
+    <w:p>
+      <w:pPr>
+        <w:pStyle w:val="a3"/>
+        <w:numPr>
+          <w:ilvl w:val="1"/>
+          <w:numId w:val="9"/>
+        </w:numPr>
+        <w:ind w:leftChars="0"/>
+        <w:rPr>
+          <w:bCs/>
+          <w:sz w:val="22"/>
+          <w:szCs w:val="24"/>
+        </w:rPr>
+      </w:pPr>
+      <w:r>
+        <w:rPr>
+          <w:bCs/>
+          <w:sz w:val="22"/>
+          <w:szCs w:val="24"/>
+        </w:rPr>
+        <w:t>기존 entry가 있고 새 value가 기존 block 수 이하로 들어가면</w:t>
+      </w:r>
+      <w:r>
+        <w:rPr>
+          <w:bCs/>
+          <w:sz w:val="22"/>
+          <w:szCs w:val="24"/>
+        </w:rPr>
+        <w:br/>
+      </w:r>
+      <w:r>
+        <w:rPr>
+          <w:rFonts w:hint="eastAsia"/>
+          <w:bCs/>
+          <w:sz w:val="22"/>
+          <w:szCs w:val="24"/>
+        </w:rPr>
+        <w:t xml:space="preserve">-&gt; </w:t>
+      </w:r>
+      <w:r>
+        <w:rPr>
+          <w:bCs/>
+          <w:sz w:val="22"/>
+          <w:szCs w:val="24"/>
+        </w:rPr>
+        <w:t>기존 startLba를 그대로 재사용 (in-place overwrite</w:t>
+      </w:r>
+      <w:r>
+        <w:rPr>
+          <w:rFonts w:hint="eastAsia"/>
+          <w:bCs/>
+          <w:sz w:val="22"/>
+          <w:szCs w:val="24"/>
+        </w:rPr>
+        <w:t>)</w:t>
+      </w:r>
+    </w:p>
+    <w:p>
+      <w:pPr>
+        <w:pStyle w:val="a3"/>
+        <w:numPr>
+          <w:ilvl w:val="1"/>
+          <w:numId w:val="9"/>
+        </w:numPr>
+        <w:ind w:leftChars="0"/>
+        <w:rPr>
+          <w:bCs/>
+          <w:sz w:val="22"/>
+          <w:szCs w:val="24"/>
+        </w:rPr>
+      </w:pPr>
+      <w:r>
+        <w:rPr>
+          <w:bCs/>
+          <w:sz w:val="22"/>
+          <w:szCs w:val="24"/>
+        </w:rPr>
+        <w:t xml:space="preserve">그 외에는 </w:t>
+      </w:r>
+      <w:r>
+        <w:rPr>
+          <w:rFonts w:hint="eastAsia"/>
+          <w:bCs/>
+          <w:sz w:val="22"/>
+          <w:szCs w:val="24"/>
+        </w:rPr>
+        <w:t xml:space="preserve">전역 변수 </w:t>
+      </w:r>
+      <w:r>
+        <w:rPr>
+          <w:bCs/>
+          <w:sz w:val="22"/>
+          <w:szCs w:val="24"/>
+        </w:rPr>
+        <w:t>nextKvLba로 새 LBA 구간 할당</w:t>
+      </w:r>
+    </w:p>
+    <w:p>
+      <w:pPr>
+        <w:pStyle w:val="a3"/>
+        <w:numPr>
+          <w:ilvl w:val="1"/>
+          <w:numId w:val="9"/>
+        </w:numPr>
+        <w:ind w:leftChars="0"/>
+        <w:rPr>
+          <w:bCs/>
+          <w:sz w:val="22"/>
+          <w:szCs w:val="24"/>
+        </w:rPr>
+      </w:pPr>
+      <w:r>
+        <w:rPr>
+          <w:bCs/>
+          <w:sz w:val="22"/>
+          <w:szCs w:val="24"/>
+        </w:rPr>
+        <w:t xml:space="preserve">hash index에 key </w:t>
+      </w:r>
+      <w:r>
+        <w:rPr>
+          <w:rFonts w:hint="eastAsia"/>
+          <w:bCs/>
+          <w:sz w:val="22"/>
+          <w:szCs w:val="24"/>
+        </w:rPr>
+        <w:t>-&gt;</w:t>
+      </w:r>
+      <w:r>
+        <w:rPr>
+          <w:bCs/>
+          <w:sz w:val="22"/>
+          <w:szCs w:val="24"/>
+        </w:rPr>
+        <w:t xml:space="preserve"> (startLba, valueLength) 갱신</w:t>
+      </w:r>
+    </w:p>
+    <w:p>
+      <w:pPr>
+        <w:pStyle w:val="a3"/>
+        <w:numPr>
+          <w:ilvl w:val="0"/>
+          <w:numId w:val="9"/>
+        </w:numPr>
+        <w:ind w:leftChars="0"/>
+        <w:rPr>
+          <w:bCs/>
+          <w:sz w:val="22"/>
+          <w:szCs w:val="24"/>
+        </w:rPr>
+      </w:pPr>
+      <w:r>
+        <w:rPr>
+          <w:bCs/>
+          <w:sz w:val="22"/>
+          <w:szCs w:val="24"/>
+        </w:rPr>
+        <w:t>ReqTransNvmeToSlice()로 기존 GreedyFTL write pipeline에 전달</w:t>
+      </w:r>
+      <w:r>
+        <w:rPr>
+          <w:bCs/>
+          <w:sz w:val="22"/>
+          <w:szCs w:val="24"/>
+        </w:rPr>
+        <w:br/>
+      </w:r>
+      <w:r>
+        <w:rPr>
+          <w:rFonts w:hint="eastAsia"/>
+          <w:bCs/>
+          <w:sz w:val="22"/>
+          <w:szCs w:val="24"/>
+        </w:rPr>
+        <w:t xml:space="preserve">-&gt; </w:t>
+      </w:r>
+      <w:r>
+        <w:rPr>
+          <w:bCs/>
+          <w:sz w:val="22"/>
+          <w:szCs w:val="24"/>
+        </w:rPr>
+        <w:t xml:space="preserve">slice request 생성 </w:t>
+      </w:r>
+      <w:r>
+        <w:rPr>
+          <w:rFonts w:hint="eastAsia"/>
+          <w:bCs/>
+          <w:sz w:val="22"/>
+          <w:szCs w:val="24"/>
+        </w:rPr>
+        <w:t>-&gt;</w:t>
+      </w:r>
+      <w:r>
+        <w:rPr>
+          <w:bCs/>
+          <w:sz w:val="22"/>
+          <w:szCs w:val="24"/>
+        </w:rPr>
+        <w:t xml:space="preserve"> data buffer 할당 </w:t>
+      </w:r>
+      <w:r>
+        <w:rPr>
+          <w:rFonts w:hint="eastAsia"/>
+          <w:bCs/>
+          <w:sz w:val="22"/>
+          <w:szCs w:val="24"/>
+        </w:rPr>
+        <w:t>-&gt;</w:t>
+      </w:r>
+      <w:r>
+        <w:rPr>
+          <w:bCs/>
+          <w:sz w:val="22"/>
+          <w:szCs w:val="24"/>
+        </w:rPr>
+        <w:t xml:space="preserve"> RX DMA로 host value 수신</w:t>
+      </w:r>
+      <w:r>
+        <w:rPr>
+          <w:bCs/>
+          <w:sz w:val="22"/>
+          <w:szCs w:val="24"/>
+        </w:rPr>
+        <w:br/>
+      </w:r>
+      <w:r>
+        <w:rPr>
+          <w:rFonts w:hint="eastAsia"/>
+          <w:bCs/>
+          <w:sz w:val="22"/>
+          <w:szCs w:val="24"/>
+        </w:rPr>
+        <w:lastRenderedPageBreak/>
+        <w:t xml:space="preserve">-&gt; </w:t>
+      </w:r>
+      <w:r>
+        <w:rPr>
+          <w:bCs/>
+          <w:sz w:val="22"/>
+          <w:szCs w:val="24"/>
+        </w:rPr>
+        <w:t xml:space="preserve">LSA→VSA 변환 </w:t>
+      </w:r>
+      <w:r>
+        <w:rPr>
+          <w:rFonts w:hint="eastAsia"/>
+          <w:bCs/>
+          <w:sz w:val="22"/>
+          <w:szCs w:val="24"/>
+        </w:rPr>
+        <w:t>-&gt;</w:t>
+      </w:r>
+      <w:r>
+        <w:rPr>
+          <w:bCs/>
+          <w:sz w:val="22"/>
+          <w:szCs w:val="24"/>
+        </w:rPr>
+        <w:t xml:space="preserve"> NAND program</w:t>
+      </w:r>
+    </w:p>
+    <w:p>
+      <w:pPr>
+        <w:ind w:left="1200"/>
+        <w:rPr>
+          <w:rFonts w:hint="eastAsia"/>
+          <w:bCs/>
+          <w:sz w:val="22"/>
+          <w:szCs w:val="24"/>
+        </w:rPr>
+      </w:pPr>
+      <w:r>
+        <w:rPr>
+          <w:rFonts w:hint="eastAsia"/>
+          <w:bCs/>
+          <w:sz w:val="22"/>
+          <w:szCs w:val="24"/>
+        </w:rPr>
+        <w:t xml:space="preserve">10,000,000 테스트 이전에는 </w:t>
+      </w:r>
+      <w:r>
+        <w:rPr>
+          <w:bCs/>
+          <w:sz w:val="22"/>
+          <w:szCs w:val="24"/>
+        </w:rPr>
+        <w:t xml:space="preserve">value 하나에 slice(16 KiB) 전체를 할당했기 때문에, benchmark의 4 KiB value 기준으로 PUT마다 12 KiB의 logical space 낭비가 있었다. </w:t>
+      </w:r>
+      <w:r>
+        <w:rPr>
+          <w:bCs/>
+          <w:sz w:val="22"/>
+          <w:szCs w:val="24"/>
+        </w:rPr>
+        <w:br/>
+      </w:r>
+      <w:r>
+        <w:rPr>
+          <w:rFonts w:hint="eastAsia"/>
+          <w:bCs/>
+          <w:sz w:val="22"/>
+          <w:szCs w:val="24"/>
+        </w:rPr>
+        <w:t>테스트 실패 후,</w:t>
+      </w:r>
+      <w:r>
+        <w:rPr>
+          <w:bCs/>
+          <w:sz w:val="22"/>
+          <w:szCs w:val="24"/>
+        </w:rPr>
+        <w:t>이를 NVMe block(4 KiB) 단위 할당으로 수정하여 낭비를 제거하였다. 또한 초기에는 동일 key 재-PUT 시에도 매번 새 LBA를 append하여 logical space가 단조 증가했는데, 새 value가 기존 자리에 들어가는 경우 기존 LBA 구간을 재사용하도록 개선하였다. 이 두 가지 개선이 없으면 10,000,000회 PUT 시 10M × 16 KB  152</w:t>
+      </w:r>
+      <w:r>
+        <w:rPr>
+          <w:rFonts w:hint="eastAsia"/>
+          <w:bCs/>
+          <w:sz w:val="22"/>
+          <w:szCs w:val="24"/>
+        </w:rPr>
+        <w:t>.</w:t>
+      </w:r>
+      <w:r>
+        <w:rPr>
+          <w:bCs/>
+          <w:sz w:val="22"/>
+          <w:szCs w:val="24"/>
+        </w:rPr>
+        <w:t xml:space="preserve">6 GB의 logical space가 필요해 용량을 초과하지만, 개선 후에는 unique key 수만큼만(약 3.8M × 4 KB </w:t>
+      </w:r>
+      <w:r>
+        <w:rPr>
+          <w:rFonts w:ascii="Cambria Math" w:hAnsi="Cambria Math" w:cs="Cambria Math" w:hint="eastAsia"/>
+          <w:bCs/>
+          <w:sz w:val="22"/>
+          <w:szCs w:val="24"/>
+        </w:rPr>
+        <w:t>=</w:t>
+      </w:r>
+      <w:r>
+        <w:rPr>
+          <w:bCs/>
+          <w:sz w:val="22"/>
+          <w:szCs w:val="24"/>
+        </w:rPr>
+        <w:t xml:space="preserve"> 14.5 GB) 소비된다.</w:t>
+      </w:r>
+    </w:p>
+    <w:p>
+      <w:pPr>
+        <w:pStyle w:val="a3"/>
+        <w:ind w:leftChars="0" w:left="1200"/>
+        <w:rPr>
+          <w:bCs/>
+          <w:sz w:val="22"/>
+          <w:szCs w:val="24"/>
+        </w:rPr>
+      </w:pPr>
+      <w:r>
+        <w:rPr>
+          <w:rFonts w:hint="eastAsia"/>
+          <w:bCs/>
+          <w:sz w:val="22"/>
+          <w:szCs w:val="24"/>
+        </w:rPr>
+        <w:t>검색: KV_GET</w:t>
+      </w:r>
+    </w:p>
+    <w:p>
+      <w:pPr>
+        <w:pStyle w:val="a3"/>
+        <w:ind w:leftChars="0" w:left="1200"/>
+        <w:rPr>
+          <w:bCs/>
+          <w:sz w:val="22"/>
+          <w:szCs w:val="24"/>
+        </w:rPr>
+      </w:pPr>
+      <w:r>
+        <w:rPr>
+          <w:rFonts w:hint="eastAsia"/>
+          <w:bCs/>
+          <w:sz w:val="22"/>
+          <w:szCs w:val="24"/>
+        </w:rPr>
+        <w:t>KV GET은 handle_nvme_kv_get()에서 처리한다. 처리 흐름은 다음과 같다.</w:t>
+      </w:r>
+    </w:p>
+    <w:p>
+      <w:pPr>
+        <w:pStyle w:val="a3"/>
+        <w:numPr>
+          <w:ilvl w:val="0"/>
+          <w:numId w:val="10"/>
+        </w:numPr>
+        <w:ind w:leftChars="0"/>
+        <w:rPr>
+          <w:bCs/>
+          <w:sz w:val="22"/>
+          <w:szCs w:val="24"/>
+        </w:rPr>
+      </w:pPr>
+      <w:r>
+        <w:rPr>
+          <w:bCs/>
+          <w:sz w:val="22"/>
+          <w:szCs w:val="24"/>
+        </w:rPr>
+        <w:t>CDW10에서 key 추출</w:t>
+      </w:r>
+    </w:p>
+    <w:p>
+      <w:pPr>
+        <w:pStyle w:val="a3"/>
+        <w:numPr>
+          <w:ilvl w:val="0"/>
+          <w:numId w:val="10"/>
+        </w:numPr>
+        <w:ind w:leftChars="0"/>
+        <w:rPr>
+          <w:bCs/>
+          <w:sz w:val="22"/>
+          <w:szCs w:val="24"/>
+        </w:rPr>
+      </w:pPr>
+      <w:r>
+        <w:rPr>
+          <w:bCs/>
+          <w:sz w:val="22"/>
+          <w:szCs w:val="24"/>
+        </w:rPr>
+        <w:t>FindKvIndexEntry()로 hash lookup</w:t>
+      </w:r>
+    </w:p>
+    <w:p>
+      <w:pPr>
+        <w:pStyle w:val="a3"/>
+        <w:numPr>
+          <w:ilvl w:val="1"/>
+          <w:numId w:val="10"/>
+        </w:numPr>
+        <w:ind w:leftChars="0"/>
+        <w:rPr>
+          <w:bCs/>
+          <w:sz w:val="22"/>
+          <w:szCs w:val="24"/>
+        </w:rPr>
+      </w:pPr>
+      <w:r>
+        <w:rPr>
+          <w:bCs/>
+          <w:sz w:val="22"/>
+          <w:szCs w:val="24"/>
+        </w:rPr>
+        <w:t xml:space="preserve">실패 시: NAND 접근 없이 </w:t>
+      </w:r>
+      <w:r>
+        <w:rPr>
+          <w:rFonts w:hint="eastAsia"/>
+          <w:bCs/>
+          <w:sz w:val="22"/>
+          <w:szCs w:val="24"/>
+        </w:rPr>
+        <w:t>status에 0x7c1로 CQ반환</w:t>
+      </w:r>
+      <w:r>
+        <w:rPr>
+          <w:bCs/>
+          <w:sz w:val="22"/>
+          <w:szCs w:val="24"/>
+        </w:rPr>
+        <w:br/>
+      </w:r>
+      <w:r>
+        <w:rPr>
+          <w:rFonts w:hint="eastAsia"/>
+          <w:bCs/>
+          <w:sz w:val="22"/>
+          <w:szCs w:val="24"/>
+        </w:rPr>
+        <w:t xml:space="preserve">-&gt; </w:t>
+      </w:r>
+      <w:r>
+        <w:rPr>
+          <w:bCs/>
+          <w:sz w:val="22"/>
+          <w:szCs w:val="24"/>
+        </w:rPr>
+        <w:t>host는 ENOSUCHKEY로 해석</w:t>
+      </w:r>
+    </w:p>
+    <w:p>
+      <w:pPr>
+        <w:pStyle w:val="a3"/>
+        <w:numPr>
+          <w:ilvl w:val="0"/>
+          <w:numId w:val="10"/>
+        </w:numPr>
+        <w:ind w:leftChars="0"/>
+        <w:rPr>
+          <w:bCs/>
+          <w:sz w:val="22"/>
+          <w:szCs w:val="24"/>
+        </w:rPr>
+      </w:pPr>
+      <w:r>
+        <w:rPr>
+          <w:rFonts w:hint="eastAsia"/>
+          <w:bCs/>
+          <w:sz w:val="22"/>
+          <w:szCs w:val="24"/>
+        </w:rPr>
+        <w:t>성공</w:t>
+      </w:r>
+      <w:r>
+        <w:rPr>
+          <w:rFonts w:hint="eastAsia"/>
+          <w:bCs/>
+          <w:sz w:val="22"/>
+          <w:szCs w:val="24"/>
+        </w:rPr>
+        <w:t xml:space="preserve"> </w:t>
+      </w:r>
+      <w:r>
+        <w:rPr>
+          <w:rFonts w:hint="eastAsia"/>
+          <w:bCs/>
+          <w:sz w:val="22"/>
+          <w:szCs w:val="24"/>
+        </w:rPr>
+        <w:t>시</w:t>
+      </w:r>
+      <w:r>
+        <w:t xml:space="preserve"> </w:t>
+      </w:r>
+      <w:r>
+        <w:rPr>
+          <w:bCs/>
+          <w:sz w:val="22"/>
+          <w:szCs w:val="24"/>
+        </w:rPr>
+        <w:t>: ReqTransKvGetToSlice(startLba, readNlb, valueLength) 호출</w:t>
+      </w:r>
+      <w:r>
+        <w:rPr>
+          <w:bCs/>
+          <w:sz w:val="22"/>
+          <w:szCs w:val="24"/>
+        </w:rPr>
+        <w:br/>
+      </w:r>
+      <w:r>
+        <w:rPr>
+          <w:rFonts w:hint="eastAsia"/>
+          <w:bCs/>
+          <w:sz w:val="22"/>
+          <w:szCs w:val="24"/>
+        </w:rPr>
+        <w:t>-&gt;</w:t>
+      </w:r>
+      <w:r>
+        <w:rPr>
+          <w:bCs/>
+          <w:sz w:val="22"/>
+          <w:szCs w:val="24"/>
+        </w:rPr>
+        <w:t xml:space="preserve"> 기존 read pipeline 재사용 (LSA</w:t>
+      </w:r>
+      <w:r>
+        <w:rPr>
+          <w:rFonts w:hint="eastAsia"/>
+          <w:bCs/>
+          <w:sz w:val="22"/>
+          <w:szCs w:val="24"/>
+        </w:rPr>
+        <w:t>-&gt;</w:t>
+      </w:r>
+      <w:r>
+        <w:rPr>
+          <w:bCs/>
+          <w:sz w:val="22"/>
+          <w:szCs w:val="24"/>
+        </w:rPr>
+        <w:t>VSA 변환, NAND read, TX DMA)</w:t>
+      </w:r>
+    </w:p>
+    <w:p>
+      <w:pPr>
+        <w:pStyle w:val="a3"/>
+        <w:numPr>
+          <w:ilvl w:val="0"/>
+          <w:numId w:val="10"/>
+        </w:numPr>
+        <w:ind w:leftChars="0"/>
+        <w:rPr>
+          <w:rFonts w:hint="eastAsia"/>
+          <w:bCs/>
+          <w:sz w:val="22"/>
+          <w:szCs w:val="24"/>
+        </w:rPr>
+      </w:pPr>
+      <w:r>
+        <w:rPr>
+          <w:rFonts w:hint="eastAsia"/>
+          <w:bCs/>
+          <w:sz w:val="22"/>
+          <w:szCs w:val="24"/>
+        </w:rPr>
+        <w:t>TX DMA완료시 수동 completion으로 CQ DW0에 valueLength 기록</w:t>
+      </w:r>
+    </w:p>
+    <w:p>
+      <w:pPr>
+        <w:pStyle w:val="a3"/>
+        <w:ind w:leftChars="0" w:left="1200"/>
+        <w:rPr>
+          <w:bCs/>
+          <w:sz w:val="22"/>
+          <w:szCs w:val="24"/>
+        </w:rPr>
+      </w:pPr>
+      <w:r>
+        <w:rPr>
+          <w:bCs/>
+          <w:sz w:val="22"/>
+          <w:szCs w:val="24"/>
+        </w:rPr>
+        <w:t>GET 경로에서 핵심적인 변경은 completion 처리다. 기존 block I/O는 DMA 발행 시 hardware auto-completion(HOST_DMA_CMD_FIFO_REG의 autoCompletion bit)을 켜서 DMA 완료와 동시에 hardware가 CQ entry를 자동 생성한다. 그러나 이 방식으로는 completion DW0에 value 길이를 실을 수 없다. 따라서 KV-GET request는 NVME_DMA_INFO에 추가한 autoCompletion/completionSpecific 필드를 통해 auto-completion을 끄고 value 길이를 request metadata에 보관하며, CheckDoneNvmeDmaReq()에서 TX DMA 완료를 확인한 뒤 set_auto_nvme_cpl(cmdSlotTag, valueLength, 0)로 수동 completion을 발행한다.</w:t>
+      </w:r>
+    </w:p>
+    <w:p>
+      <w:pPr>
+        <w:pStyle w:val="a3"/>
+        <w:ind w:leftChars="0" w:left="1200"/>
+        <w:rPr>
+          <w:bCs/>
+          <w:sz w:val="22"/>
+          <w:szCs w:val="24"/>
+        </w:rPr>
+      </w:pPr>
+      <w:r>
+        <w:rPr>
+          <w:rFonts w:hint="eastAsia"/>
+          <w:bCs/>
+          <w:sz w:val="22"/>
+          <w:szCs w:val="24"/>
+        </w:rPr>
+        <w:lastRenderedPageBreak/>
+        <w:t xml:space="preserve">즉 KV index의 value length는 </w:t>
+      </w:r>
+    </w:p>
+    <w:p>
+      <w:pPr>
+        <w:pStyle w:val="a3"/>
+        <w:numPr>
+          <w:ilvl w:val="0"/>
+          <w:numId w:val="11"/>
+        </w:numPr>
+        <w:ind w:leftChars="0"/>
+        <w:rPr>
+          <w:bCs/>
+          <w:sz w:val="22"/>
+          <w:szCs w:val="24"/>
+        </w:rPr>
+      </w:pPr>
+      <w:r>
+        <w:rPr>
+          <w:rFonts w:hint="eastAsia"/>
+          <w:bCs/>
+          <w:sz w:val="22"/>
+          <w:szCs w:val="24"/>
+        </w:rPr>
+        <w:t>reqPool.nvmeDmaInfo.completionSpecific에 저장</w:t>
+      </w:r>
+    </w:p>
+    <w:p>
+      <w:pPr>
+        <w:pStyle w:val="a3"/>
+        <w:numPr>
+          <w:ilvl w:val="0"/>
+          <w:numId w:val="11"/>
+        </w:numPr>
+        <w:ind w:leftChars="0"/>
+        <w:rPr>
+          <w:bCs/>
+          <w:sz w:val="22"/>
+          <w:szCs w:val="24"/>
+        </w:rPr>
+      </w:pPr>
+      <w:r>
+        <w:rPr>
+          <w:rFonts w:hint="eastAsia"/>
+          <w:bCs/>
+          <w:sz w:val="22"/>
+          <w:szCs w:val="24"/>
+        </w:rPr>
+        <w:t>TX DMA완료시 CheckDoneNvmeDmaReq()에서 읽음</w:t>
+      </w:r>
+    </w:p>
+    <w:p>
+      <w:pPr>
+        <w:pStyle w:val="a3"/>
+        <w:numPr>
+          <w:ilvl w:val="0"/>
+          <w:numId w:val="11"/>
+        </w:numPr>
+        <w:ind w:leftChars="0"/>
+        <w:rPr>
+          <w:bCs/>
+          <w:sz w:val="22"/>
+          <w:szCs w:val="24"/>
+        </w:rPr>
+      </w:pPr>
+      <w:r>
+        <w:rPr>
+          <w:rFonts w:hint="eastAsia"/>
+          <w:bCs/>
+          <w:sz w:val="22"/>
+          <w:szCs w:val="24"/>
+        </w:rPr>
+        <w:t>set_auto_nvme_cpl()로 CQ entry specific DW0에 기록</w:t>
+      </w:r>
+    </w:p>
+    <w:p>
+      <w:pPr>
+        <w:pStyle w:val="a3"/>
+        <w:numPr>
+          <w:ilvl w:val="0"/>
+          <w:numId w:val="11"/>
+        </w:numPr>
+        <w:ind w:leftChars="0"/>
+        <w:rPr>
+          <w:rFonts w:hint="eastAsia"/>
+          <w:bCs/>
+          <w:sz w:val="22"/>
+          <w:szCs w:val="24"/>
+        </w:rPr>
+      </w:pPr>
+      <w:r>
+        <w:rPr>
+          <w:rFonts w:hint="eastAsia"/>
+          <w:bCs/>
+          <w:sz w:val="22"/>
+          <w:szCs w:val="24"/>
+        </w:rPr>
+        <w:t>host의 ioctl cmd.result로 전달.</w:t>
+      </w:r>
     </w:p>
     <w:p>
       <w:pPr>
@@ -1209,16 +4126,7 @@
           <w:sz w:val="22"/>
           <w:szCs w:val="24"/>
         </w:rPr>
-        <w:t xml:space="preserve"> </w:t>
-      </w:r>
-      <w:r>
-        <w:rPr>
-          <w:rFonts w:hint="eastAsia"/>
-          <w:b/>
-          <w:sz w:val="22"/>
-          <w:szCs w:val="24"/>
-        </w:rPr>
-        <w:t>테스트</w:t>
+        <w:t xml:space="preserve"> 테스트</w:t>
       </w:r>
       <w:r>
         <w:rPr>
@@ -1473,10 +4381,73 @@
     </w:p>
     <w:p>
       <w:pPr>
+        <w:ind w:firstLine="800"/>
+        <w:rPr>
+          <w:bCs/>
+          <w:sz w:val="22"/>
+          <w:szCs w:val="24"/>
+        </w:rPr>
+      </w:pPr>
+      <w:r>
+        <w:rPr>
+          <w:noProof/>
+        </w:rPr>
+        <w:drawing>
+          <wp:inline distT="0" distB="0" distL="0" distR="0" wp14:anchorId="4786F0BC" wp14:editId="0A7C3C22">
+            <wp:extent cx="5722620" cy="1447800"/>
+            <wp:effectExtent l="0" t="0" r="0" b="0"/>
+            <wp:docPr id="687307623" name="그림 1"/>
+            <wp:cNvGraphicFramePr>
+              <a:graphicFrameLocks xmlns:a="http://schemas.openxmlformats.org/drawingml/2006/main" noChangeAspect="1"/>
+            </wp:cNvGraphicFramePr>
+            <a:graphic xmlns:a="http://schemas.openxmlformats.org/drawingml/2006/main">
+              <a:graphicData uri="http://schemas.openxmlformats.org/drawingml/2006/picture">
+                <pic:pic xmlns:pic="http://schemas.openxmlformats.org/drawingml/2006/picture">
+                  <pic:nvPicPr>
+                    <pic:cNvPr id="0" name="Picture 1"/>
+                    <pic:cNvPicPr>
+                      <a:picLocks noChangeAspect="1" noChangeArrowheads="1"/>
+                    </pic:cNvPicPr>
+                  </pic:nvPicPr>
+                  <pic:blipFill>
+                    <a:blip r:embed="rId10">
+                      <a:extLst>
+                        <a:ext uri="{28A0092B-C50C-407E-A947-70E740481C1C}">
+                          <a14:useLocalDpi xmlns:a14="http://schemas.microsoft.com/office/drawing/2010/main" val="0"/>
+                        </a:ext>
+                      </a:extLst>
+                    </a:blip>
+                    <a:srcRect/>
+                    <a:stretch>
+                      <a:fillRect/>
+                    </a:stretch>
+                  </pic:blipFill>
+                  <pic:spPr bwMode="auto">
+                    <a:xfrm>
+                      <a:off x="0" y="0"/>
+                      <a:ext cx="5722620" cy="1447800"/>
+                    </a:xfrm>
+                    <a:prstGeom prst="rect">
+                      <a:avLst/>
+                    </a:prstGeom>
+                    <a:noFill/>
+                    <a:ln>
+                      <a:noFill/>
+                    </a:ln>
+                  </pic:spPr>
+                </pic:pic>
+              </a:graphicData>
+            </a:graphic>
+          </wp:inline>
+        </w:drawing>
+      </w:r>
+    </w:p>
+    <w:p>
+      <w:pPr>
         <w:pStyle w:val="a3"/>
         <w:numPr>
-          <w:ilvl w:val="2"/>
-          <w:numId w:val="1"/>
+          <w:ilvl w:val="1"/>
+          <w:numId w:val="3"/>
         </w:numPr>
         <w:ind w:leftChars="0"/>
         <w:rPr>
@@ -1487,111 +4458,134 @@
       </w:pPr>
       <w:r>
         <w:rPr>
-          <w:bCs/>
-          <w:sz w:val="22"/>
-          <w:szCs w:val="24"/>
-        </w:rPr>
-        <w:t>…</w:t>
-      </w:r>
-      <w:r>
-        <w:rPr>
-          <w:rFonts w:hint="eastAsia"/>
-          <w:bCs/>
-          <w:sz w:val="22"/>
-          <w:szCs w:val="24"/>
-        </w:rPr>
-        <w:t xml:space="preserve"> </w:t>
-      </w:r>
-      <w:r>
-        <w:rPr>
-          <w:rFonts w:hint="eastAsia"/>
-          <w:bCs/>
-          <w:color w:val="5B9BD5" w:themeColor="accent1"/>
-          <w:sz w:val="22"/>
-          <w:szCs w:val="24"/>
-        </w:rPr>
-        <w:t>(</w:t>
-      </w:r>
-      <w:r>
-        <w:rPr>
-          <w:rFonts w:hint="eastAsia"/>
-          <w:bCs/>
-          <w:color w:val="5B9BD5" w:themeColor="accent1"/>
-          <w:sz w:val="22"/>
-          <w:szCs w:val="24"/>
-        </w:rPr>
-        <w:t xml:space="preserve">실패한 경우 </w:t>
-      </w:r>
-      <w:r>
-        <w:rPr>
-          <w:bCs/>
-          <w:color w:val="5B9BD5" w:themeColor="accent1"/>
-          <w:sz w:val="22"/>
-          <w:szCs w:val="24"/>
-        </w:rPr>
-        <w:sym w:font="Wingdings" w:char="F0E0"/>
-      </w:r>
-      <w:r>
-        <w:rPr>
-          <w:rFonts w:hint="eastAsia"/>
-          <w:bCs/>
-          <w:color w:val="5B9BD5" w:themeColor="accent1"/>
-          <w:sz w:val="22"/>
-          <w:szCs w:val="24"/>
-        </w:rPr>
-        <w:t xml:space="preserve"> </w:t>
-      </w:r>
-      <w:r>
-        <w:rPr>
-          <w:rFonts w:hint="eastAsia"/>
-          <w:bCs/>
-          <w:color w:val="5B9BD5" w:themeColor="accent1"/>
-          <w:sz w:val="22"/>
-          <w:szCs w:val="24"/>
-        </w:rPr>
-        <w:t xml:space="preserve">실패한 이유와 </w:t>
-      </w:r>
-      <w:r>
-        <w:rPr>
-          <w:rFonts w:hint="eastAsia"/>
-          <w:bCs/>
-          <w:color w:val="5B9BD5" w:themeColor="accent1"/>
-          <w:sz w:val="22"/>
-          <w:szCs w:val="24"/>
-        </w:rPr>
-        <w:t xml:space="preserve">향후 </w:t>
-      </w:r>
-      <w:r>
-        <w:rPr>
-          <w:rFonts w:hint="eastAsia"/>
-          <w:bCs/>
-          <w:color w:val="5B9BD5" w:themeColor="accent1"/>
-          <w:sz w:val="22"/>
-          <w:szCs w:val="24"/>
-        </w:rPr>
-        <w:t>개선 방향을 논하시오</w:t>
-      </w:r>
-      <w:r>
-        <w:rPr>
-          <w:rFonts w:hint="eastAsia"/>
-          <w:bCs/>
-          <w:color w:val="5B9BD5" w:themeColor="accent1"/>
-          <w:sz w:val="22"/>
-          <w:szCs w:val="24"/>
-        </w:rPr>
-        <w:t>)</w:t>
+          <w:rFonts w:hint="eastAsia"/>
+          <w:bCs/>
+          <w:sz w:val="22"/>
+          <w:szCs w:val="24"/>
+        </w:rPr>
+        <w:t>put: 같은 key에 대한 overwrite를 포함한 10,000,000개 모두 성공하였다.</w:t>
       </w:r>
     </w:p>
     <w:p>
       <w:pPr>
         <w:pStyle w:val="a3"/>
-        <w:ind w:leftChars="0" w:left="1640"/>
-        <w:rPr>
-          <w:bCs/>
-          <w:sz w:val="22"/>
-          <w:szCs w:val="24"/>
-        </w:rPr>
-      </w:pPr>
+        <w:numPr>
+          <w:ilvl w:val="1"/>
+          <w:numId w:val="3"/>
+        </w:numPr>
+        <w:ind w:leftChars="0"/>
+        <w:rPr>
+          <w:bCs/>
+          <w:sz w:val="22"/>
+          <w:szCs w:val="24"/>
+        </w:rPr>
+      </w:pPr>
+      <w:r>
+        <w:rPr>
+          <w:rFonts w:hint="eastAsia"/>
+          <w:bCs/>
+          <w:sz w:val="22"/>
+          <w:szCs w:val="24"/>
+        </w:rPr>
+        <w:t>get: put에 대한 read모두 성공하여 FAIL=0을 달성했다.</w:t>
+      </w:r>
+    </w:p>
+    <w:p>
+      <w:pPr>
+        <w:pStyle w:val="a3"/>
+        <w:numPr>
+          <w:ilvl w:val="1"/>
+          <w:numId w:val="3"/>
+        </w:numPr>
+        <w:ind w:leftChars="0"/>
+        <w:rPr>
+          <w:bCs/>
+          <w:sz w:val="22"/>
+          <w:szCs w:val="24"/>
+        </w:rPr>
+      </w:pPr>
+      <w:r>
+        <w:rPr>
+          <w:rFonts w:hint="eastAsia"/>
+          <w:bCs/>
+          <w:sz w:val="22"/>
+          <w:szCs w:val="24"/>
+        </w:rPr>
+        <w:t>no such key: invalid key 1개도 정상 처리하였다.</w:t>
+      </w:r>
+    </w:p>
+    <w:p>
+      <w:pPr>
+        <w:pStyle w:val="a3"/>
+        <w:numPr>
+          <w:ilvl w:val="1"/>
+          <w:numId w:val="3"/>
+        </w:numPr>
+        <w:ind w:leftChars="0"/>
+        <w:rPr>
+          <w:bCs/>
+          <w:sz w:val="22"/>
+          <w:szCs w:val="24"/>
+        </w:rPr>
+      </w:pPr>
+      <w:r>
+        <w:rPr>
+          <w:rFonts w:hint="eastAsia"/>
+          <w:bCs/>
+          <w:sz w:val="22"/>
+          <w:szCs w:val="24"/>
+        </w:rPr>
+        <w:t>7705초 약 2시간 8분정도 소요되었으며, 2596 IOPS로 측정되었다.</w:t>
+      </w:r>
+    </w:p>
+    <w:p>
+      <w:pPr>
+        <w:pStyle w:val="a3"/>
+        <w:numPr>
+          <w:ilvl w:val="1"/>
+          <w:numId w:val="3"/>
+        </w:numPr>
+        <w:ind w:leftChars="0"/>
+        <w:rPr>
+          <w:bCs/>
+          <w:sz w:val="22"/>
+          <w:szCs w:val="24"/>
+        </w:rPr>
+      </w:pPr>
+      <w:r>
+        <w:rPr>
+          <w:rFonts w:hint="eastAsia"/>
+          <w:bCs/>
+          <w:sz w:val="22"/>
+          <w:szCs w:val="24"/>
+        </w:rPr>
+        <w:t>slice 단위로 append하던 해당 테스트 이전 초기 저장방식을 사용했으면, 약 150GB의 공간이 필요하였을 것이다. 하지만 LBA단위 저장과 overwrite시 LBA재활용을 통해 약 15GB까지 저장 용량을 줄여서 성공했다.</w:t>
+      </w:r>
+    </w:p>
+    <w:p>
+      <w:pPr>
+        <w:pStyle w:val="a3"/>
+        <w:numPr>
+          <w:ilvl w:val="1"/>
+          <w:numId w:val="3"/>
+        </w:numPr>
+        <w:ind w:leftChars="0"/>
+        <w:rPr>
+          <w:rFonts w:hint="eastAsia"/>
+          <w:bCs/>
+          <w:sz w:val="22"/>
+          <w:szCs w:val="24"/>
+        </w:rPr>
+      </w:pPr>
+      <w:r>
+        <w:rPr>
+          <w:rFonts w:hint="eastAsia"/>
+          <w:bCs/>
+          <w:sz w:val="22"/>
+          <w:szCs w:val="24"/>
+        </w:rPr>
+        <w:t>평가에 사용한 hsot 컴퓨터의 메모리가 작아, 기존 kv_bench를 그대로 실행했다가 OOM이 발생했다. 따라서 benchmark의 host 검증용 자료구조의 크기를 줄였다.</w:t>
+      </w:r>
     </w:p>
     <w:p>
       <w:pPr>
@@ -1734,6 +4728,75 @@
         <w:pStyle w:val="a3"/>
         <w:ind w:leftChars="0" w:left="760"/>
         <w:rPr>
+          <w:b/>
+          <w:bCs/>
+          <w:sz w:val="22"/>
+        </w:rPr>
+      </w:pPr>
+      <w:r>
+        <w:rPr>
+          <w:b/>
+          <w:bCs/>
+          <w:sz w:val="22"/>
+        </w:rPr>
+        <w:lastRenderedPageBreak/>
+        <w:t>Seok, K. Y. (2017). Key value SSD explained: Concept, device, system, and standard. Storage Networking Industry Association (SNIA).</w:t>
+      </w:r>
+    </w:p>
+    <w:p>
+      <w:pPr>
+        <w:pStyle w:val="a3"/>
+        <w:ind w:leftChars="0" w:left="760"/>
+        <w:rPr>
+          <w:b/>
+          <w:bCs/>
+          <w:sz w:val="22"/>
+        </w:rPr>
+      </w:pPr>
+      <w:r>
+        <w:rPr>
+          <w:rFonts w:hint="eastAsia"/>
+          <w:b/>
+          <w:bCs/>
+          <w:sz w:val="22"/>
+        </w:rPr>
+        <w:t>수업 강의자료: 13chapter</w:t>
+      </w:r>
+    </w:p>
+    <w:p>
+      <w:pPr>
+        <w:pStyle w:val="a3"/>
+        <w:rPr>
+          <w:rFonts w:hint="eastAsia"/>
+          <w:b/>
+          <w:bCs/>
+          <w:sz w:val="22"/>
+        </w:rPr>
+      </w:pPr>
+      <w:r>
+        <w:rPr>
+          <w:b/>
+          <w:bCs/>
+          <w:sz w:val="22"/>
+        </w:rPr>
+        <w:t>FMS 2017: Samsung Announces QLC V-NAND, 16TB NGSFF SSD, Z-SSD V2, Key Value</w:t>
+      </w:r>
+      <w:r>
+        <w:rPr>
+          <w:rFonts w:hint="eastAsia"/>
+          <w:b/>
+          <w:bCs/>
+          <w:sz w:val="22"/>
+        </w:rPr>
+        <w:t xml:space="preserve"> presentation.</w:t>
+      </w:r>
+    </w:p>
+    <w:p>
+      <w:pPr>
+        <w:pStyle w:val="a3"/>
+        <w:ind w:leftChars="0" w:left="760"/>
+        <w:rPr>
+          <w:rFonts w:hint="eastAsia"/>
           <w:b/>
           <w:bCs/>
           <w:sz w:val="22"/>
@@ -2306,6 +5369,184 @@
     </w:lvl>
   </w:abstractNum>
   <w:abstractNum w:abstractNumId="5" w15:restartNumberingAfterBreak="0">
+    <w:nsid w:val="2C0163A9"/>
+    <w:multiLevelType w:val="hybridMultilevel"/>
+    <w:tmpl w:val="8B98D1B6"/>
+    <w:lvl w:ilvl="0" w:tplc="02F48E2A">
+      <w:start w:val="1"/>
+      <w:numFmt w:val="decimal"/>
+      <w:lvlText w:val="%1."/>
+      <w:lvlJc w:val="left"/>
+      <w:pPr>
+        <w:ind w:left="1560" w:hanging="360"/>
+      </w:pPr>
+      <w:rPr>
+        <w:rFonts w:hint="default"/>
+      </w:rPr>
+    </w:lvl>
+    <w:lvl w:ilvl="1" w:tplc="04090019">
+      <w:start w:val="1"/>
+      <w:numFmt w:val="upperLetter"/>
+      <w:lvlText w:val="%2."/>
+      <w:lvlJc w:val="left"/>
+      <w:pPr>
+        <w:ind w:left="2080" w:hanging="440"/>
+      </w:pPr>
+    </w:lvl>
+    <w:lvl w:ilvl="2" w:tplc="0409001B" w:tentative="1">
+      <w:start w:val="1"/>
+      <w:numFmt w:val="lowerRoman"/>
+      <w:lvlText w:val="%3."/>
+      <w:lvlJc w:val="right"/>
+      <w:pPr>
+        <w:ind w:left="2520" w:hanging="440"/>
+      </w:pPr>
+    </w:lvl>
+    <w:lvl w:ilvl="3" w:tplc="0409000F" w:tentative="1">
+      <w:start w:val="1"/>
+      <w:numFmt w:val="decimal"/>
+      <w:lvlText w:val="%4."/>
+      <w:lvlJc w:val="left"/>
+      <w:pPr>
+        <w:ind w:left="2960" w:hanging="440"/>
+      </w:pPr>
+    </w:lvl>
+    <w:lvl w:ilvl="4" w:tplc="04090019" w:tentative="1">
+      <w:start w:val="1"/>
+      <w:numFmt w:val="upperLetter"/>
+      <w:lvlText w:val="%5."/>
+      <w:lvlJc w:val="left"/>
+      <w:pPr>
+        <w:ind w:left="3400" w:hanging="440"/>
+      </w:pPr>
+    </w:lvl>
+    <w:lvl w:ilvl="5" w:tplc="0409001B" w:tentative="1">
+      <w:start w:val="1"/>
+      <w:numFmt w:val="lowerRoman"/>
+      <w:lvlText w:val="%6."/>
+      <w:lvlJc w:val="right"/>
+      <w:pPr>
+        <w:ind w:left="3840" w:hanging="440"/>
+      </w:pPr>
+    </w:lvl>
+    <w:lvl w:ilvl="6" w:tplc="0409000F" w:tentative="1">
+      <w:start w:val="1"/>
+      <w:numFmt w:val="decimal"/>
+      <w:lvlText w:val="%7."/>
+      <w:lvlJc w:val="left"/>
+      <w:pPr>
+        <w:ind w:left="4280" w:hanging="440"/>
+      </w:pPr>
+    </w:lvl>
+    <w:lvl w:ilvl="7" w:tplc="04090019" w:tentative="1">
+      <w:start w:val="1"/>
+      <w:numFmt w:val="upperLetter"/>
+      <w:lvlText w:val="%8."/>
+      <w:lvlJc w:val="left"/>
+      <w:pPr>
+        <w:ind w:left="4720" w:hanging="440"/>
+      </w:pPr>
+    </w:lvl>
+    <w:lvl w:ilvl="8" w:tplc="0409001B" w:tentative="1">
+      <w:start w:val="1"/>
+      <w:numFmt w:val="lowerRoman"/>
+      <w:lvlText w:val="%9."/>
+      <w:lvlJc w:val="right"/>
+      <w:pPr>
+        <w:ind w:left="5160" w:hanging="440"/>
+      </w:pPr>
+    </w:lvl>
+  </w:abstractNum>
+  <w:abstractNum w:abstractNumId="6" w15:restartNumberingAfterBreak="0">
+    <w:nsid w:val="30155C7D"/>
+    <w:multiLevelType w:val="hybridMultilevel"/>
+    <w:tmpl w:val="ED7AF5FC"/>
+    <w:lvl w:ilvl="0" w:tplc="3C0E48A8">
+      <w:start w:val="1"/>
+      <w:numFmt w:val="decimal"/>
+      <w:lvlText w:val="%1."/>
+      <w:lvlJc w:val="left"/>
+      <w:pPr>
+        <w:ind w:left="1560" w:hanging="360"/>
+      </w:pPr>
+      <w:rPr>
+        <w:rFonts w:hint="default"/>
+      </w:rPr>
+    </w:lvl>
+    <w:lvl w:ilvl="1" w:tplc="04090019" w:tentative="1">
+      <w:start w:val="1"/>
+      <w:numFmt w:val="upperLetter"/>
+      <w:lvlText w:val="%2."/>
+      <w:lvlJc w:val="left"/>
+      <w:pPr>
+        <w:ind w:left="2080" w:hanging="440"/>
+      </w:pPr>
+    </w:lvl>
+    <w:lvl w:ilvl="2" w:tplc="0409001B" w:tentative="1">
+      <w:start w:val="1"/>
+      <w:numFmt w:val="lowerRoman"/>
+      <w:lvlText w:val="%3."/>
+      <w:lvlJc w:val="right"/>
+      <w:pPr>
+        <w:ind w:left="2520" w:hanging="440"/>
+      </w:pPr>
+    </w:lvl>
+    <w:lvl w:ilvl="3" w:tplc="0409000F" w:tentative="1">
+      <w:start w:val="1"/>
+      <w:numFmt w:val="decimal"/>
+      <w:lvlText w:val="%4."/>
+      <w:lvlJc w:val="left"/>
+      <w:pPr>
+        <w:ind w:left="2960" w:hanging="440"/>
+      </w:pPr>
+    </w:lvl>
+    <w:lvl w:ilvl="4" w:tplc="04090019" w:tentative="1">
+      <w:start w:val="1"/>
+      <w:numFmt w:val="upperLetter"/>
+      <w:lvlText w:val="%5."/>
+      <w:lvlJc w:val="left"/>
+      <w:pPr>
+        <w:ind w:left="3400" w:hanging="440"/>
+      </w:pPr>
+    </w:lvl>
+    <w:lvl w:ilvl="5" w:tplc="0409001B" w:tentative="1">
+      <w:start w:val="1"/>
+      <w:numFmt w:val="lowerRoman"/>
+      <w:lvlText w:val="%6."/>
+      <w:lvlJc w:val="right"/>
+      <w:pPr>
+        <w:ind w:left="3840" w:hanging="440"/>
+      </w:pPr>
+    </w:lvl>
+    <w:lvl w:ilvl="6" w:tplc="0409000F" w:tentative="1">
+      <w:start w:val="1"/>
+      <w:numFmt w:val="decimal"/>
+      <w:lvlText w:val="%7."/>
+      <w:lvlJc w:val="left"/>
+      <w:pPr>
+        <w:ind w:left="4280" w:hanging="440"/>
+      </w:pPr>
+    </w:lvl>
+    <w:lvl w:ilvl="7" w:tplc="04090019" w:tentative="1">
+      <w:start w:val="1"/>
+      <w:numFmt w:val="upperLetter"/>
+      <w:lvlText w:val="%8."/>
+      <w:lvlJc w:val="left"/>
+      <w:pPr>
+        <w:ind w:left="4720" w:hanging="440"/>
+      </w:pPr>
+    </w:lvl>
+    <w:lvl w:ilvl="8" w:tplc="0409001B" w:tentative="1">
+      <w:start w:val="1"/>
+      <w:numFmt w:val="lowerRoman"/>
+      <w:lvlText w:val="%9."/>
+      <w:lvlJc w:val="right"/>
+      <w:pPr>
+        <w:ind w:left="5160" w:hanging="440"/>
+      </w:pPr>
+    </w:lvl>
+  </w:abstractNum>
+  <w:abstractNum w:abstractNumId="7" w15:restartNumberingAfterBreak="0">
     <w:nsid w:val="30D87918"/>
     <w:multiLevelType w:val="hybridMultilevel"/>
     <w:tmpl w:val="C6B0F20E"/>
@@ -2418,7 +5659,7 @@
       </w:rPr>
     </w:lvl>
   </w:abstractNum>
-  <w:abstractNum w:abstractNumId="6" w15:restartNumberingAfterBreak="0">
+  <w:abstractNum w:abstractNumId="8" w15:restartNumberingAfterBreak="0">
     <w:nsid w:val="43734A41"/>
     <w:multiLevelType w:val="hybridMultilevel"/>
     <w:tmpl w:val="0A420218"/>
@@ -2434,7 +5675,7 @@
         <w:color w:val="000000" w:themeColor="text1"/>
       </w:rPr>
     </w:lvl>
-    <w:lvl w:ilvl="1" w:tplc="04090003" w:tentative="1">
+    <w:lvl w:ilvl="1" w:tplc="04090003">
       <w:start w:val="1"/>
       <w:numFmt w:val="bullet"/>
       <w:lvlText w:val=""/>
@@ -2531,7 +5772,96 @@
       </w:rPr>
     </w:lvl>
   </w:abstractNum>
-  <w:abstractNum w:abstractNumId="7" w15:restartNumberingAfterBreak="0">
+  <w:abstractNum w:abstractNumId="9" w15:restartNumberingAfterBreak="0">
+    <w:nsid w:val="47C76A03"/>
+    <w:multiLevelType w:val="hybridMultilevel"/>
+    <w:tmpl w:val="D644B0F0"/>
+    <w:lvl w:ilvl="0" w:tplc="C836798E">
+      <w:start w:val="1"/>
+      <w:numFmt w:val="decimal"/>
+      <w:lvlText w:val="%1."/>
+      <w:lvlJc w:val="left"/>
+      <w:pPr>
+        <w:ind w:left="1560" w:hanging="360"/>
+      </w:pPr>
+      <w:rPr>
+        <w:rFonts w:hint="default"/>
+      </w:rPr>
+    </w:lvl>
+    <w:lvl w:ilvl="1" w:tplc="04090019">
+      <w:start w:val="1"/>
+      <w:numFmt w:val="upperLetter"/>
+      <w:lvlText w:val="%2."/>
+      <w:lvlJc w:val="left"/>
+      <w:pPr>
+        <w:ind w:left="2080" w:hanging="440"/>
+      </w:pPr>
+    </w:lvl>
+    <w:lvl w:ilvl="2" w:tplc="0409001B" w:tentative="1">
+      <w:start w:val="1"/>
+      <w:numFmt w:val="lowerRoman"/>
+      <w:lvlText w:val="%3."/>
+      <w:lvlJc w:val="right"/>
+      <w:pPr>
+        <w:ind w:left="2520" w:hanging="440"/>
+      </w:pPr>
+    </w:lvl>
+    <w:lvl w:ilvl="3" w:tplc="0409000F" w:tentative="1">
+      <w:start w:val="1"/>
+      <w:numFmt w:val="decimal"/>
+      <w:lvlText w:val="%4."/>
+      <w:lvlJc w:val="left"/>
+      <w:pPr>
+        <w:ind w:left="2960" w:hanging="440"/>
+      </w:pPr>
+    </w:lvl>
+    <w:lvl w:ilvl="4" w:tplc="04090019" w:tentative="1">
+      <w:start w:val="1"/>
+      <w:numFmt w:val="upperLetter"/>
+      <w:lvlText w:val="%5."/>
+      <w:lvlJc w:val="left"/>
+      <w:pPr>
+        <w:ind w:left="3400" w:hanging="440"/>
+      </w:pPr>
+    </w:lvl>
+    <w:lvl w:ilvl="5" w:tplc="0409001B" w:tentative="1">
+      <w:start w:val="1"/>
+      <w:numFmt w:val="lowerRoman"/>
+      <w:lvlText w:val="%6."/>
+      <w:lvlJc w:val="right"/>
+      <w:pPr>
+        <w:ind w:left="3840" w:hanging="440"/>
+      </w:pPr>
+    </w:lvl>
+    <w:lvl w:ilvl="6" w:tplc="0409000F" w:tentative="1">
+      <w:start w:val="1"/>
+      <w:numFmt w:val="decimal"/>
+      <w:lvlText w:val="%7."/>
+      <w:lvlJc w:val="left"/>
+      <w:pPr>
+        <w:ind w:left="4280" w:hanging="440"/>
+      </w:pPr>
+    </w:lvl>
+    <w:lvl w:ilvl="7" w:tplc="04090019" w:tentative="1">
+      <w:start w:val="1"/>
+      <w:numFmt w:val="upperLetter"/>
+      <w:lvlText w:val="%8."/>
+      <w:lvlJc w:val="left"/>
+      <w:pPr>
+        <w:ind w:left="4720" w:hanging="440"/>
+      </w:pPr>
+    </w:lvl>
+    <w:lvl w:ilvl="8" w:tplc="0409001B" w:tentative="1">
+      <w:start w:val="1"/>
+      <w:numFmt w:val="lowerRoman"/>
+      <w:lvlText w:val="%9."/>
+      <w:lvlJc w:val="right"/>
+      <w:pPr>
+        <w:ind w:left="5160" w:hanging="440"/>
+      </w:pPr>
+    </w:lvl>
+  </w:abstractNum>
+  <w:abstractNum w:abstractNumId="10" w15:restartNumberingAfterBreak="0">
     <w:nsid w:val="6D313ED0"/>
     <w:multiLevelType w:val="hybridMultilevel"/>
     <w:tmpl w:val="EEC47CC8"/>
@@ -2624,22 +5954,31 @@
     <w:abstractNumId w:val="2"/>
   </w:num>
   <w:num w:numId="3" w16cid:durableId="555775469">
-    <w:abstractNumId w:val="6"/>
+    <w:abstractNumId w:val="8"/>
   </w:num>
   <w:num w:numId="4" w16cid:durableId="1148981376">
     <w:abstractNumId w:val="1"/>
   </w:num>
   <w:num w:numId="5" w16cid:durableId="1575354670">
-    <w:abstractNumId w:val="5"/>
+    <w:abstractNumId w:val="7"/>
   </w:num>
   <w:num w:numId="6" w16cid:durableId="426119435">
-    <w:abstractNumId w:val="7"/>
+    <w:abstractNumId w:val="10"/>
   </w:num>
   <w:num w:numId="7" w16cid:durableId="2131435253">
     <w:abstractNumId w:val="4"/>
   </w:num>
   <w:num w:numId="8" w16cid:durableId="199319071">
     <w:abstractNumId w:val="3"/>
+  </w:num>
+  <w:num w:numId="9" w16cid:durableId="1847859350">
+    <w:abstractNumId w:val="9"/>
+  </w:num>
+  <w:num w:numId="10" w16cid:durableId="1080634417">
+    <w:abstractNumId w:val="5"/>
+  </w:num>
+  <w:num w:numId="11" w16cid:durableId="1816874059">
+    <w:abstractNumId w:val="6"/>
   </w:num>
 </w:numbering>
 </file>
@@ -3130,6 +6469,25 @@
     <w:uiPriority w:val="99"/>
     <w:rsid w:val="00F55C45"/>
   </w:style>
+  <w:style w:type="table" w:styleId="a6">
+    <w:name w:val="Table Grid"/>
+    <w:basedOn w:val="a1"/>
+    <w:uiPriority w:val="39"/>
+    <w:rsid w:val="009F63FA"/>
+    <w:pPr>
+      <w:spacing w:after="0" w:line="240" w:lineRule="auto"/>
+    </w:pPr>
+    <w:tblPr>
+      <w:tblBorders>
+        <w:top w:val="single" w:sz="4" w:space="0" w:color="auto"/>
+        <w:left w:val="single" w:sz="4" w:space="0" w:color="auto"/>
+        <w:bottom w:val="single" w:sz="4" w:space="0" w:color="auto"/>
+        <w:right w:val="single" w:sz="4" w:space="0" w:color="auto"/>
+        <w:insideH w:val="single" w:sz="4" w:space="0" w:color="auto"/>
+        <w:insideV w:val="single" w:sz="4" w:space="0" w:color="auto"/>
+      </w:tblBorders>
+    </w:tblPr>
+  </w:style>
 </w:styles>
 </file>
 
